--- a/cartas_solicitud/Carta_Solicitud_ELE0300217_OPTATIVA_PROFESIONAL_I.docx
+++ b/cartas_solicitud/Carta_Solicitud_ELE0300217_OPTATIVA_PROFESIONAL_I.docx
@@ -11,7 +11,7 @@
           <w:color w:val="646464"/>
           <w:sz w:val="20"/>
         </w:rPr>
-        <w:t>Neiva, Huila, Octubre de 2026</w:t>
+        <w:t>Neiva, Huila, 22 de octubre de 2026</w:t>
         <w:br/>
       </w:r>
     </w:p>
@@ -88,7 +88,7 @@
         <w:br/>
         <w:t>• Semestre del Plan de Estudios: Semestre 8°</w:t>
         <w:br/>
-        <w:t>• Total de Estudiantes Solicitantes Preinscritos: 15 estudiantes</w:t>
+        <w:t>• Total de Estudiantes Solicitantes Preinscritos: 20 estudiantes</w:t>
       </w:r>
     </w:p>
     <w:p>
@@ -97,7 +97,7 @@
         <w:jc w:val="both"/>
       </w:pPr>
       <w:r>
-        <w:t>Manifestamos nuestro compromiso formal de matricula y cumplimiento con los requerimientos académicos y arancelarios correspondientes al curso vacacional. Dado que contamos con un grupo sólido de 15 estudiantes interesados (superando ampliamente el cupo mínimo requerido de 10 estudiantes), solicitamos su valiosa gestión ante la Coordinación Académica y la Dirección de Programa para su respectiva aprobación, asignación docente y programación de horarios.</w:t>
+        <w:t>Manifestamos nuestro compromiso formal de matrícula y cumplimiento con los requerimientos académicos y arancelarios correspondientes al curso vacacional. Dado que contamos con un grupo sólido de 20 estudiantes interesados (superando el cupo mínimo requerido de 10 estudiantes), solicitamos su valiosa gestión ante la Coordinación Académica y la Dirección de Programa para su respectiva aprobación, asignación docente y programación de horarios.</w:t>
       </w:r>
     </w:p>
     <w:p>
@@ -359,11 +359,38 @@
               <w:jc w:val="center"/>
             </w:pPr>
             <w:r>
-              <w:rPr>
-                <w:color w:val="A0A0A0"/>
-                <w:sz w:val="15"/>
-              </w:rPr>
-              <w:t>____________________</w:t>
+              <w:drawing>
+                <wp:inline xmlns:a="http://schemas.openxmlformats.org/drawingml/2006/main" xmlns:pic="http://schemas.openxmlformats.org/drawingml/2006/picture">
+                  <wp:extent cx="877824" cy="292608"/>
+                  <wp:docPr id="1" name="Picture 1"/>
+                  <wp:cNvGraphicFramePr>
+                    <a:graphicFrameLocks noChangeAspect="1"/>
+                  </wp:cNvGraphicFramePr>
+                  <a:graphic>
+                    <a:graphicData uri="http://schemas.openxmlformats.org/drawingml/2006/picture">
+                      <pic:pic>
+                        <pic:nvPicPr>
+                          <pic:cNvPr id="0" name="image.png"/>
+                          <pic:cNvPicPr/>
+                        </pic:nvPicPr>
+                        <pic:blipFill>
+                          <a:blip r:embed="rId9"/>
+                          <a:stretch>
+                            <a:fillRect/>
+                          </a:stretch>
+                        </pic:blipFill>
+                        <pic:spPr>
+                          <a:xfrm>
+                            <a:off x="0" y="0"/>
+                            <a:ext cx="877824" cy="292608"/>
+                          </a:xfrm>
+                          <a:prstGeom prst="rect"/>
+                        </pic:spPr>
+                      </pic:pic>
+                    </a:graphicData>
+                  </a:graphic>
+                </wp:inline>
+              </w:drawing>
             </w:r>
           </w:p>
         </w:tc>
@@ -591,11 +618,38 @@
               <w:jc w:val="center"/>
             </w:pPr>
             <w:r>
-              <w:rPr>
-                <w:color w:val="A0A0A0"/>
-                <w:sz w:val="15"/>
-              </w:rPr>
-              <w:t>____________________</w:t>
+              <w:drawing>
+                <wp:inline xmlns:a="http://schemas.openxmlformats.org/drawingml/2006/main" xmlns:pic="http://schemas.openxmlformats.org/drawingml/2006/picture">
+                  <wp:extent cx="874402" cy="292608"/>
+                  <wp:docPr id="2" name="Picture 2"/>
+                  <wp:cNvGraphicFramePr>
+                    <a:graphicFrameLocks noChangeAspect="1"/>
+                  </wp:cNvGraphicFramePr>
+                  <a:graphic>
+                    <a:graphicData uri="http://schemas.openxmlformats.org/drawingml/2006/picture">
+                      <pic:pic>
+                        <pic:nvPicPr>
+                          <pic:cNvPr id="0" name="image.png"/>
+                          <pic:cNvPicPr/>
+                        </pic:nvPicPr>
+                        <pic:blipFill>
+                          <a:blip r:embed="rId10"/>
+                          <a:stretch>
+                            <a:fillRect/>
+                          </a:stretch>
+                        </pic:blipFill>
+                        <pic:spPr>
+                          <a:xfrm>
+                            <a:off x="0" y="0"/>
+                            <a:ext cx="874402" cy="292608"/>
+                          </a:xfrm>
+                          <a:prstGeom prst="rect"/>
+                        </pic:spPr>
+                      </pic:pic>
+                    </a:graphicData>
+                  </a:graphic>
+                </wp:inline>
+              </w:drawing>
             </w:r>
           </w:p>
         </w:tc>
@@ -823,11 +877,38 @@
               <w:jc w:val="center"/>
             </w:pPr>
             <w:r>
-              <w:rPr>
-                <w:color w:val="A0A0A0"/>
-                <w:sz w:val="15"/>
-              </w:rPr>
-              <w:t>____________________</w:t>
+              <w:drawing>
+                <wp:inline xmlns:a="http://schemas.openxmlformats.org/drawingml/2006/main" xmlns:pic="http://schemas.openxmlformats.org/drawingml/2006/picture">
+                  <wp:extent cx="810668" cy="292608"/>
+                  <wp:docPr id="3" name="Picture 3"/>
+                  <wp:cNvGraphicFramePr>
+                    <a:graphicFrameLocks noChangeAspect="1"/>
+                  </wp:cNvGraphicFramePr>
+                  <a:graphic>
+                    <a:graphicData uri="http://schemas.openxmlformats.org/drawingml/2006/picture">
+                      <pic:pic>
+                        <pic:nvPicPr>
+                          <pic:cNvPr id="0" name="image.png"/>
+                          <pic:cNvPicPr/>
+                        </pic:nvPicPr>
+                        <pic:blipFill>
+                          <a:blip r:embed="rId11"/>
+                          <a:stretch>
+                            <a:fillRect/>
+                          </a:stretch>
+                        </pic:blipFill>
+                        <pic:spPr>
+                          <a:xfrm>
+                            <a:off x="0" y="0"/>
+                            <a:ext cx="810668" cy="292608"/>
+                          </a:xfrm>
+                          <a:prstGeom prst="rect"/>
+                        </pic:spPr>
+                      </pic:pic>
+                    </a:graphicData>
+                  </a:graphic>
+                </wp:inline>
+              </w:drawing>
             </w:r>
           </w:p>
         </w:tc>
@@ -939,11 +1020,38 @@
               <w:jc w:val="center"/>
             </w:pPr>
             <w:r>
-              <w:rPr>
-                <w:color w:val="A0A0A0"/>
-                <w:sz w:val="15"/>
-              </w:rPr>
-              <w:t>____________________</w:t>
+              <w:drawing>
+                <wp:inline xmlns:a="http://schemas.openxmlformats.org/drawingml/2006/main" xmlns:pic="http://schemas.openxmlformats.org/drawingml/2006/picture">
+                  <wp:extent cx="810684" cy="292608"/>
+                  <wp:docPr id="4" name="Picture 4"/>
+                  <wp:cNvGraphicFramePr>
+                    <a:graphicFrameLocks noChangeAspect="1"/>
+                  </wp:cNvGraphicFramePr>
+                  <a:graphic>
+                    <a:graphicData uri="http://schemas.openxmlformats.org/drawingml/2006/picture">
+                      <pic:pic>
+                        <pic:nvPicPr>
+                          <pic:cNvPr id="0" name="image.png"/>
+                          <pic:cNvPicPr/>
+                        </pic:nvPicPr>
+                        <pic:blipFill>
+                          <a:blip r:embed="rId12"/>
+                          <a:stretch>
+                            <a:fillRect/>
+                          </a:stretch>
+                        </pic:blipFill>
+                        <pic:spPr>
+                          <a:xfrm>
+                            <a:off x="0" y="0"/>
+                            <a:ext cx="810684" cy="292608"/>
+                          </a:xfrm>
+                          <a:prstGeom prst="rect"/>
+                        </pic:spPr>
+                      </pic:pic>
+                    </a:graphicData>
+                  </a:graphic>
+                </wp:inline>
+              </w:drawing>
             </w:r>
           </w:p>
         </w:tc>
@@ -1105,7 +1213,7 @@
                 <w:b/>
                 <w:sz w:val="17"/>
               </w:rPr>
-              <w:t>Andrés Felipe Muñoz</w:t>
+              <w:t>Deiver Yesid Mantilla Vergara</w:t>
             </w:r>
           </w:p>
         </w:tc>
@@ -1128,7 +1236,7 @@
               <w:rPr>
                 <w:sz w:val="17"/>
               </w:rPr>
-              <w:t>1061690977</w:t>
+              <w:t>ELE120251027</w:t>
             </w:r>
           </w:p>
         </w:tc>
@@ -1151,7 +1259,7 @@
               <w:rPr>
                 <w:sz w:val="17"/>
               </w:rPr>
-              <w:t>3108840329</w:t>
+              <w:t>3125970130</w:t>
             </w:r>
           </w:p>
         </w:tc>
@@ -1221,7 +1329,7 @@
                 <w:b/>
                 <w:sz w:val="17"/>
               </w:rPr>
-              <w:t>Ricardo Rodriguez</w:t>
+              <w:t>Andrés Felipe Muñoz</w:t>
             </w:r>
           </w:p>
         </w:tc>
@@ -1244,7 +1352,7 @@
               <w:rPr>
                 <w:sz w:val="17"/>
               </w:rPr>
-              <w:t>1108937084</w:t>
+              <w:t>1061690977</w:t>
             </w:r>
           </w:p>
         </w:tc>
@@ -1267,7 +1375,7 @@
               <w:rPr>
                 <w:sz w:val="17"/>
               </w:rPr>
-              <w:t>3229849503</w:t>
+              <w:t>3108840329</w:t>
             </w:r>
           </w:p>
         </w:tc>
@@ -1337,7 +1445,7 @@
                 <w:b/>
                 <w:sz w:val="17"/>
               </w:rPr>
-              <w:t>Hermes Morales</w:t>
+              <w:t>Ricardo Rodriguez</w:t>
             </w:r>
           </w:p>
         </w:tc>
@@ -1360,7 +1468,7 @@
               <w:rPr>
                 <w:sz w:val="17"/>
               </w:rPr>
-              <w:t>1006003970</w:t>
+              <w:t>1108937084</w:t>
             </w:r>
           </w:p>
         </w:tc>
@@ -1383,7 +1491,7 @@
               <w:rPr>
                 <w:sz w:val="17"/>
               </w:rPr>
-              <w:t>3204731899</w:t>
+              <w:t>3229849503</w:t>
             </w:r>
           </w:p>
         </w:tc>
@@ -1403,11 +1511,38 @@
               <w:jc w:val="center"/>
             </w:pPr>
             <w:r>
-              <w:rPr>
-                <w:color w:val="A0A0A0"/>
-                <w:sz w:val="15"/>
-              </w:rPr>
-              <w:t>____________________</w:t>
+              <w:drawing>
+                <wp:inline xmlns:a="http://schemas.openxmlformats.org/drawingml/2006/main" xmlns:pic="http://schemas.openxmlformats.org/drawingml/2006/picture">
+                  <wp:extent cx="875538" cy="292608"/>
+                  <wp:docPr id="5" name="Picture 5"/>
+                  <wp:cNvGraphicFramePr>
+                    <a:graphicFrameLocks noChangeAspect="1"/>
+                  </wp:cNvGraphicFramePr>
+                  <a:graphic>
+                    <a:graphicData uri="http://schemas.openxmlformats.org/drawingml/2006/picture">
+                      <pic:pic>
+                        <pic:nvPicPr>
+                          <pic:cNvPr id="0" name="image.png"/>
+                          <pic:cNvPicPr/>
+                        </pic:nvPicPr>
+                        <pic:blipFill>
+                          <a:blip r:embed="rId13"/>
+                          <a:stretch>
+                            <a:fillRect/>
+                          </a:stretch>
+                        </pic:blipFill>
+                        <pic:spPr>
+                          <a:xfrm>
+                            <a:off x="0" y="0"/>
+                            <a:ext cx="875538" cy="292608"/>
+                          </a:xfrm>
+                          <a:prstGeom prst="rect"/>
+                        </pic:spPr>
+                      </pic:pic>
+                    </a:graphicData>
+                  </a:graphic>
+                </wp:inline>
+              </w:drawing>
             </w:r>
           </w:p>
         </w:tc>
@@ -1453,7 +1588,7 @@
                 <w:b/>
                 <w:sz w:val="17"/>
               </w:rPr>
-              <w:t>solman rojas solarte</w:t>
+              <w:t>Hermes Morales</w:t>
             </w:r>
           </w:p>
         </w:tc>
@@ -1476,7 +1611,7 @@
               <w:rPr>
                 <w:sz w:val="17"/>
               </w:rPr>
-              <w:t>ELE120201039</w:t>
+              <w:t>1006003970</w:t>
             </w:r>
           </w:p>
         </w:tc>
@@ -1499,7 +1634,7 @@
               <w:rPr>
                 <w:sz w:val="17"/>
               </w:rPr>
-              <w:t>3224823934</w:t>
+              <w:t>3204731899</w:t>
             </w:r>
           </w:p>
         </w:tc>
@@ -1519,11 +1654,38 @@
               <w:jc w:val="center"/>
             </w:pPr>
             <w:r>
-              <w:rPr>
-                <w:color w:val="A0A0A0"/>
-                <w:sz w:val="15"/>
-              </w:rPr>
-              <w:t>____________________</w:t>
+              <w:drawing>
+                <wp:inline xmlns:a="http://schemas.openxmlformats.org/drawingml/2006/main" xmlns:pic="http://schemas.openxmlformats.org/drawingml/2006/picture">
+                  <wp:extent cx="877824" cy="292608"/>
+                  <wp:docPr id="6" name="Picture 6"/>
+                  <wp:cNvGraphicFramePr>
+                    <a:graphicFrameLocks noChangeAspect="1"/>
+                  </wp:cNvGraphicFramePr>
+                  <a:graphic>
+                    <a:graphicData uri="http://schemas.openxmlformats.org/drawingml/2006/picture">
+                      <pic:pic>
+                        <pic:nvPicPr>
+                          <pic:cNvPr id="0" name="image.png"/>
+                          <pic:cNvPicPr/>
+                        </pic:nvPicPr>
+                        <pic:blipFill>
+                          <a:blip r:embed="rId14"/>
+                          <a:stretch>
+                            <a:fillRect/>
+                          </a:stretch>
+                        </pic:blipFill>
+                        <pic:spPr>
+                          <a:xfrm>
+                            <a:off x="0" y="0"/>
+                            <a:ext cx="877824" cy="292608"/>
+                          </a:xfrm>
+                          <a:prstGeom prst="rect"/>
+                        </pic:spPr>
+                      </pic:pic>
+                    </a:graphicData>
+                  </a:graphic>
+                </wp:inline>
+              </w:drawing>
             </w:r>
           </w:p>
         </w:tc>
@@ -1569,7 +1731,7 @@
                 <w:b/>
                 <w:sz w:val="17"/>
               </w:rPr>
-              <w:t>Danny Cruz</w:t>
+              <w:t>solman rojas solarte</w:t>
             </w:r>
           </w:p>
         </w:tc>
@@ -1592,7 +1754,7 @@
               <w:rPr>
                 <w:sz w:val="17"/>
               </w:rPr>
-              <w:t>ELEC1234</w:t>
+              <w:t>ELE120201039</w:t>
             </w:r>
           </w:p>
         </w:tc>
@@ -1615,7 +1777,7 @@
               <w:rPr>
                 <w:sz w:val="17"/>
               </w:rPr>
-              <w:t>3225295378</w:t>
+              <w:t>3224823934</w:t>
             </w:r>
           </w:p>
         </w:tc>
@@ -1685,7 +1847,7 @@
                 <w:b/>
                 <w:sz w:val="17"/>
               </w:rPr>
-              <w:t>William Ramirez gutierrez</w:t>
+              <w:t>Danny Cruz</w:t>
             </w:r>
           </w:p>
         </w:tc>
@@ -1708,7 +1870,7 @@
               <w:rPr>
                 <w:sz w:val="17"/>
               </w:rPr>
-              <w:t>11309380</w:t>
+              <w:t>ELEC1234</w:t>
             </w:r>
           </w:p>
         </w:tc>
@@ -1731,7 +1893,7 @@
               <w:rPr>
                 <w:sz w:val="17"/>
               </w:rPr>
-              <w:t>3108181836</w:t>
+              <w:t>3225295378</w:t>
             </w:r>
           </w:p>
         </w:tc>
@@ -1801,7 +1963,7 @@
                 <w:b/>
                 <w:sz w:val="17"/>
               </w:rPr>
-              <w:t>cristian david adamez ceballes</w:t>
+              <w:t>William Ramirez gutierrez</w:t>
             </w:r>
           </w:p>
         </w:tc>
@@ -1824,7 +1986,7 @@
               <w:rPr>
                 <w:sz w:val="17"/>
               </w:rPr>
-              <w:t>1007163619</w:t>
+              <w:t>11309380</w:t>
             </w:r>
           </w:p>
         </w:tc>
@@ -1847,7 +2009,7 @@
               <w:rPr>
                 <w:sz w:val="17"/>
               </w:rPr>
-              <w:t>3116307784</w:t>
+              <w:t>3108181836</w:t>
             </w:r>
           </w:p>
         </w:tc>
@@ -1917,7 +2079,7 @@
                 <w:b/>
                 <w:sz w:val="17"/>
               </w:rPr>
-              <w:t>Alvaro Andrés González albañil</w:t>
+              <w:t>cristian david adamez ceballes</w:t>
             </w:r>
           </w:p>
         </w:tc>
@@ -1940,7 +2102,7 @@
               <w:rPr>
                 <w:sz w:val="17"/>
               </w:rPr>
-              <w:t>ELE0120242022</w:t>
+              <w:t>1007163619</w:t>
             </w:r>
           </w:p>
         </w:tc>
@@ -1963,7 +2125,7 @@
               <w:rPr>
                 <w:sz w:val="17"/>
               </w:rPr>
-              <w:t>3176543168</w:t>
+              <w:t>3116307784</w:t>
             </w:r>
           </w:p>
         </w:tc>
@@ -1988,6 +2150,640 @@
                 <w:sz w:val="15"/>
               </w:rPr>
               <w:t>____________________</w:t>
+            </w:r>
+          </w:p>
+        </w:tc>
+      </w:tr>
+      <w:tr>
+        <w:tc>
+          <w:tcPr>
+            <w:tcW w:type="dxa" w:w="576"/>
+            <w:tcMar>
+              <w:top w:w="100" w:type="dxa"/>
+              <w:bottom w:w="100" w:type="dxa"/>
+              <w:left w:w="80" w:type="dxa"/>
+              <w:right w:w="80" w:type="dxa"/>
+            </w:tcMar>
+            <w:shd w:fill="F9FAF8"/>
+          </w:tcPr>
+          <w:p>
+            <w:pPr>
+              <w:jc w:val="center"/>
+            </w:pPr>
+            <w:r>
+              <w:rPr>
+                <w:sz w:val="17"/>
+              </w:rPr>
+              <w:t>16</w:t>
+            </w:r>
+          </w:p>
+        </w:tc>
+        <w:tc>
+          <w:tcPr>
+            <w:tcW w:type="dxa" w:w="3312"/>
+            <w:tcMar>
+              <w:top w:w="100" w:type="dxa"/>
+              <w:bottom w:w="100" w:type="dxa"/>
+              <w:left w:w="80" w:type="dxa"/>
+              <w:right w:w="80" w:type="dxa"/>
+            </w:tcMar>
+            <w:shd w:fill="F9FAF8"/>
+          </w:tcPr>
+          <w:p>
+            <w:r>
+              <w:rPr>
+                <w:b/>
+                <w:sz w:val="17"/>
+              </w:rPr>
+              <w:t>Alvaro Andrés González albañil</w:t>
+            </w:r>
+          </w:p>
+        </w:tc>
+        <w:tc>
+          <w:tcPr>
+            <w:tcW w:type="dxa" w:w="1728"/>
+            <w:tcMar>
+              <w:top w:w="100" w:type="dxa"/>
+              <w:bottom w:w="100" w:type="dxa"/>
+              <w:left w:w="80" w:type="dxa"/>
+              <w:right w:w="80" w:type="dxa"/>
+            </w:tcMar>
+            <w:shd w:fill="F9FAF8"/>
+          </w:tcPr>
+          <w:p>
+            <w:pPr>
+              <w:jc w:val="center"/>
+            </w:pPr>
+            <w:r>
+              <w:rPr>
+                <w:sz w:val="17"/>
+              </w:rPr>
+              <w:t>ELE0120242022</w:t>
+            </w:r>
+          </w:p>
+        </w:tc>
+        <w:tc>
+          <w:tcPr>
+            <w:tcW w:type="dxa" w:w="1584"/>
+            <w:tcMar>
+              <w:top w:w="100" w:type="dxa"/>
+              <w:bottom w:w="100" w:type="dxa"/>
+              <w:left w:w="80" w:type="dxa"/>
+              <w:right w:w="80" w:type="dxa"/>
+            </w:tcMar>
+            <w:shd w:fill="F9FAF8"/>
+          </w:tcPr>
+          <w:p>
+            <w:pPr>
+              <w:jc w:val="center"/>
+            </w:pPr>
+            <w:r>
+              <w:rPr>
+                <w:sz w:val="17"/>
+              </w:rPr>
+              <w:t>3176543168</w:t>
+            </w:r>
+          </w:p>
+        </w:tc>
+        <w:tc>
+          <w:tcPr>
+            <w:tcW w:type="dxa" w:w="2592"/>
+            <w:tcMar>
+              <w:top w:w="100" w:type="dxa"/>
+              <w:bottom w:w="100" w:type="dxa"/>
+              <w:left w:w="80" w:type="dxa"/>
+              <w:right w:w="80" w:type="dxa"/>
+            </w:tcMar>
+            <w:shd w:fill="F9FAF8"/>
+          </w:tcPr>
+          <w:p>
+            <w:pPr>
+              <w:jc w:val="center"/>
+            </w:pPr>
+            <w:r>
+              <w:rPr>
+                <w:color w:val="A0A0A0"/>
+                <w:sz w:val="15"/>
+              </w:rPr>
+              <w:t>____________________</w:t>
+            </w:r>
+          </w:p>
+        </w:tc>
+      </w:tr>
+      <w:tr>
+        <w:tc>
+          <w:tcPr>
+            <w:tcW w:type="dxa" w:w="576"/>
+            <w:tcMar>
+              <w:top w:w="100" w:type="dxa"/>
+              <w:bottom w:w="100" w:type="dxa"/>
+              <w:left w:w="80" w:type="dxa"/>
+              <w:right w:w="80" w:type="dxa"/>
+            </w:tcMar>
+            <w:shd w:fill="FFFFFF"/>
+          </w:tcPr>
+          <w:p>
+            <w:pPr>
+              <w:jc w:val="center"/>
+            </w:pPr>
+            <w:r>
+              <w:rPr>
+                <w:sz w:val="17"/>
+              </w:rPr>
+              <w:t>17</w:t>
+            </w:r>
+          </w:p>
+        </w:tc>
+        <w:tc>
+          <w:tcPr>
+            <w:tcW w:type="dxa" w:w="3312"/>
+            <w:tcMar>
+              <w:top w:w="100" w:type="dxa"/>
+              <w:bottom w:w="100" w:type="dxa"/>
+              <w:left w:w="80" w:type="dxa"/>
+              <w:right w:w="80" w:type="dxa"/>
+            </w:tcMar>
+            <w:shd w:fill="FFFFFF"/>
+          </w:tcPr>
+          <w:p>
+            <w:r>
+              <w:rPr>
+                <w:b/>
+                <w:sz w:val="17"/>
+              </w:rPr>
+              <w:t>Jonathan perez</w:t>
+            </w:r>
+          </w:p>
+        </w:tc>
+        <w:tc>
+          <w:tcPr>
+            <w:tcW w:type="dxa" w:w="1728"/>
+            <w:tcMar>
+              <w:top w:w="100" w:type="dxa"/>
+              <w:bottom w:w="100" w:type="dxa"/>
+              <w:left w:w="80" w:type="dxa"/>
+              <w:right w:w="80" w:type="dxa"/>
+            </w:tcMar>
+            <w:shd w:fill="FFFFFF"/>
+          </w:tcPr>
+          <w:p>
+            <w:pPr>
+              <w:jc w:val="center"/>
+            </w:pPr>
+            <w:r>
+              <w:rPr>
+                <w:sz w:val="17"/>
+              </w:rPr>
+              <w:t>6804620</w:t>
+            </w:r>
+          </w:p>
+        </w:tc>
+        <w:tc>
+          <w:tcPr>
+            <w:tcW w:type="dxa" w:w="1584"/>
+            <w:tcMar>
+              <w:top w:w="100" w:type="dxa"/>
+              <w:bottom w:w="100" w:type="dxa"/>
+              <w:left w:w="80" w:type="dxa"/>
+              <w:right w:w="80" w:type="dxa"/>
+            </w:tcMar>
+            <w:shd w:fill="FFFFFF"/>
+          </w:tcPr>
+          <w:p>
+            <w:pPr>
+              <w:jc w:val="center"/>
+            </w:pPr>
+            <w:r>
+              <w:rPr>
+                <w:sz w:val="17"/>
+              </w:rPr>
+              <w:t>3142441213</w:t>
+            </w:r>
+          </w:p>
+        </w:tc>
+        <w:tc>
+          <w:tcPr>
+            <w:tcW w:type="dxa" w:w="2592"/>
+            <w:tcMar>
+              <w:top w:w="100" w:type="dxa"/>
+              <w:bottom w:w="100" w:type="dxa"/>
+              <w:left w:w="80" w:type="dxa"/>
+              <w:right w:w="80" w:type="dxa"/>
+            </w:tcMar>
+            <w:shd w:fill="FFFFFF"/>
+          </w:tcPr>
+          <w:p>
+            <w:pPr>
+              <w:jc w:val="center"/>
+            </w:pPr>
+            <w:r>
+              <w:rPr>
+                <w:color w:val="A0A0A0"/>
+                <w:sz w:val="15"/>
+              </w:rPr>
+              <w:t>____________________</w:t>
+            </w:r>
+          </w:p>
+        </w:tc>
+      </w:tr>
+      <w:tr>
+        <w:tc>
+          <w:tcPr>
+            <w:tcW w:type="dxa" w:w="576"/>
+            <w:tcMar>
+              <w:top w:w="100" w:type="dxa"/>
+              <w:bottom w:w="100" w:type="dxa"/>
+              <w:left w:w="80" w:type="dxa"/>
+              <w:right w:w="80" w:type="dxa"/>
+            </w:tcMar>
+            <w:shd w:fill="F9FAF8"/>
+          </w:tcPr>
+          <w:p>
+            <w:pPr>
+              <w:jc w:val="center"/>
+            </w:pPr>
+            <w:r>
+              <w:rPr>
+                <w:sz w:val="17"/>
+              </w:rPr>
+              <w:t>18</w:t>
+            </w:r>
+          </w:p>
+        </w:tc>
+        <w:tc>
+          <w:tcPr>
+            <w:tcW w:type="dxa" w:w="3312"/>
+            <w:tcMar>
+              <w:top w:w="100" w:type="dxa"/>
+              <w:bottom w:w="100" w:type="dxa"/>
+              <w:left w:w="80" w:type="dxa"/>
+              <w:right w:w="80" w:type="dxa"/>
+            </w:tcMar>
+            <w:shd w:fill="F9FAF8"/>
+          </w:tcPr>
+          <w:p>
+            <w:r>
+              <w:rPr>
+                <w:b/>
+                <w:sz w:val="17"/>
+              </w:rPr>
+              <w:t>JHON FRANCISCO TASCO PEREZ</w:t>
+            </w:r>
+          </w:p>
+        </w:tc>
+        <w:tc>
+          <w:tcPr>
+            <w:tcW w:type="dxa" w:w="1728"/>
+            <w:tcMar>
+              <w:top w:w="100" w:type="dxa"/>
+              <w:bottom w:w="100" w:type="dxa"/>
+              <w:left w:w="80" w:type="dxa"/>
+              <w:right w:w="80" w:type="dxa"/>
+            </w:tcMar>
+            <w:shd w:fill="F9FAF8"/>
+          </w:tcPr>
+          <w:p>
+            <w:pPr>
+              <w:jc w:val="center"/>
+            </w:pPr>
+            <w:r>
+              <w:rPr>
+                <w:sz w:val="17"/>
+              </w:rPr>
+              <w:t>ELE120342048</w:t>
+            </w:r>
+          </w:p>
+        </w:tc>
+        <w:tc>
+          <w:tcPr>
+            <w:tcW w:type="dxa" w:w="1584"/>
+            <w:tcMar>
+              <w:top w:w="100" w:type="dxa"/>
+              <w:bottom w:w="100" w:type="dxa"/>
+              <w:left w:w="80" w:type="dxa"/>
+              <w:right w:w="80" w:type="dxa"/>
+            </w:tcMar>
+            <w:shd w:fill="F9FAF8"/>
+          </w:tcPr>
+          <w:p>
+            <w:pPr>
+              <w:jc w:val="center"/>
+            </w:pPr>
+            <w:r>
+              <w:rPr>
+                <w:sz w:val="17"/>
+              </w:rPr>
+              <w:t>3246809834</w:t>
+            </w:r>
+          </w:p>
+        </w:tc>
+        <w:tc>
+          <w:tcPr>
+            <w:tcW w:type="dxa" w:w="2592"/>
+            <w:tcMar>
+              <w:top w:w="100" w:type="dxa"/>
+              <w:bottom w:w="100" w:type="dxa"/>
+              <w:left w:w="80" w:type="dxa"/>
+              <w:right w:w="80" w:type="dxa"/>
+            </w:tcMar>
+            <w:shd w:fill="F9FAF8"/>
+          </w:tcPr>
+          <w:p>
+            <w:pPr>
+              <w:jc w:val="center"/>
+            </w:pPr>
+            <w:r>
+              <w:drawing>
+                <wp:inline xmlns:a="http://schemas.openxmlformats.org/drawingml/2006/main" xmlns:pic="http://schemas.openxmlformats.org/drawingml/2006/picture">
+                  <wp:extent cx="810668" cy="292608"/>
+                  <wp:docPr id="7" name="Picture 7"/>
+                  <wp:cNvGraphicFramePr>
+                    <a:graphicFrameLocks noChangeAspect="1"/>
+                  </wp:cNvGraphicFramePr>
+                  <a:graphic>
+                    <a:graphicData uri="http://schemas.openxmlformats.org/drawingml/2006/picture">
+                      <pic:pic>
+                        <pic:nvPicPr>
+                          <pic:cNvPr id="0" name="image.png"/>
+                          <pic:cNvPicPr/>
+                        </pic:nvPicPr>
+                        <pic:blipFill>
+                          <a:blip r:embed="rId15"/>
+                          <a:stretch>
+                            <a:fillRect/>
+                          </a:stretch>
+                        </pic:blipFill>
+                        <pic:spPr>
+                          <a:xfrm>
+                            <a:off x="0" y="0"/>
+                            <a:ext cx="810668" cy="292608"/>
+                          </a:xfrm>
+                          <a:prstGeom prst="rect"/>
+                        </pic:spPr>
+                      </pic:pic>
+                    </a:graphicData>
+                  </a:graphic>
+                </wp:inline>
+              </w:drawing>
+            </w:r>
+          </w:p>
+        </w:tc>
+      </w:tr>
+      <w:tr>
+        <w:tc>
+          <w:tcPr>
+            <w:tcW w:type="dxa" w:w="576"/>
+            <w:tcMar>
+              <w:top w:w="100" w:type="dxa"/>
+              <w:bottom w:w="100" w:type="dxa"/>
+              <w:left w:w="80" w:type="dxa"/>
+              <w:right w:w="80" w:type="dxa"/>
+            </w:tcMar>
+            <w:shd w:fill="FFFFFF"/>
+          </w:tcPr>
+          <w:p>
+            <w:pPr>
+              <w:jc w:val="center"/>
+            </w:pPr>
+            <w:r>
+              <w:rPr>
+                <w:sz w:val="17"/>
+              </w:rPr>
+              <w:t>19</w:t>
+            </w:r>
+          </w:p>
+        </w:tc>
+        <w:tc>
+          <w:tcPr>
+            <w:tcW w:type="dxa" w:w="3312"/>
+            <w:tcMar>
+              <w:top w:w="100" w:type="dxa"/>
+              <w:bottom w:w="100" w:type="dxa"/>
+              <w:left w:w="80" w:type="dxa"/>
+              <w:right w:w="80" w:type="dxa"/>
+            </w:tcMar>
+            <w:shd w:fill="FFFFFF"/>
+          </w:tcPr>
+          <w:p>
+            <w:r>
+              <w:rPr>
+                <w:b/>
+                <w:sz w:val="17"/>
+              </w:rPr>
+              <w:t>Alex Ricardo Perdomo Restrepo</w:t>
+            </w:r>
+          </w:p>
+        </w:tc>
+        <w:tc>
+          <w:tcPr>
+            <w:tcW w:type="dxa" w:w="1728"/>
+            <w:tcMar>
+              <w:top w:w="100" w:type="dxa"/>
+              <w:bottom w:w="100" w:type="dxa"/>
+              <w:left w:w="80" w:type="dxa"/>
+              <w:right w:w="80" w:type="dxa"/>
+            </w:tcMar>
+            <w:shd w:fill="FFFFFF"/>
+          </w:tcPr>
+          <w:p>
+            <w:pPr>
+              <w:jc w:val="center"/>
+            </w:pPr>
+            <w:r>
+              <w:rPr>
+                <w:sz w:val="17"/>
+              </w:rPr>
+              <w:t>1234640185</w:t>
+            </w:r>
+          </w:p>
+        </w:tc>
+        <w:tc>
+          <w:tcPr>
+            <w:tcW w:type="dxa" w:w="1584"/>
+            <w:tcMar>
+              <w:top w:w="100" w:type="dxa"/>
+              <w:bottom w:w="100" w:type="dxa"/>
+              <w:left w:w="80" w:type="dxa"/>
+              <w:right w:w="80" w:type="dxa"/>
+            </w:tcMar>
+            <w:shd w:fill="FFFFFF"/>
+          </w:tcPr>
+          <w:p>
+            <w:pPr>
+              <w:jc w:val="center"/>
+            </w:pPr>
+            <w:r>
+              <w:rPr>
+                <w:sz w:val="17"/>
+              </w:rPr>
+              <w:t>3153427115</w:t>
+            </w:r>
+          </w:p>
+        </w:tc>
+        <w:tc>
+          <w:tcPr>
+            <w:tcW w:type="dxa" w:w="2592"/>
+            <w:tcMar>
+              <w:top w:w="100" w:type="dxa"/>
+              <w:bottom w:w="100" w:type="dxa"/>
+              <w:left w:w="80" w:type="dxa"/>
+              <w:right w:w="80" w:type="dxa"/>
+            </w:tcMar>
+            <w:shd w:fill="FFFFFF"/>
+          </w:tcPr>
+          <w:p>
+            <w:pPr>
+              <w:jc w:val="center"/>
+            </w:pPr>
+            <w:r>
+              <w:rPr>
+                <w:color w:val="A0A0A0"/>
+                <w:sz w:val="15"/>
+              </w:rPr>
+              <w:t>____________________</w:t>
+            </w:r>
+          </w:p>
+        </w:tc>
+      </w:tr>
+      <w:tr>
+        <w:tc>
+          <w:tcPr>
+            <w:tcW w:type="dxa" w:w="576"/>
+            <w:tcMar>
+              <w:top w:w="100" w:type="dxa"/>
+              <w:bottom w:w="100" w:type="dxa"/>
+              <w:left w:w="80" w:type="dxa"/>
+              <w:right w:w="80" w:type="dxa"/>
+            </w:tcMar>
+            <w:shd w:fill="F9FAF8"/>
+          </w:tcPr>
+          <w:p>
+            <w:pPr>
+              <w:jc w:val="center"/>
+            </w:pPr>
+            <w:r>
+              <w:rPr>
+                <w:sz w:val="17"/>
+              </w:rPr>
+              <w:t>20</w:t>
+            </w:r>
+          </w:p>
+        </w:tc>
+        <w:tc>
+          <w:tcPr>
+            <w:tcW w:type="dxa" w:w="3312"/>
+            <w:tcMar>
+              <w:top w:w="100" w:type="dxa"/>
+              <w:bottom w:w="100" w:type="dxa"/>
+              <w:left w:w="80" w:type="dxa"/>
+              <w:right w:w="80" w:type="dxa"/>
+            </w:tcMar>
+            <w:shd w:fill="F9FAF8"/>
+          </w:tcPr>
+          <w:p>
+            <w:r>
+              <w:rPr>
+                <w:b/>
+                <w:sz w:val="17"/>
+              </w:rPr>
+              <w:t>John jairo Sánchez garcia</w:t>
+            </w:r>
+          </w:p>
+        </w:tc>
+        <w:tc>
+          <w:tcPr>
+            <w:tcW w:type="dxa" w:w="1728"/>
+            <w:tcMar>
+              <w:top w:w="100" w:type="dxa"/>
+              <w:bottom w:w="100" w:type="dxa"/>
+              <w:left w:w="80" w:type="dxa"/>
+              <w:right w:w="80" w:type="dxa"/>
+            </w:tcMar>
+            <w:shd w:fill="F9FAF8"/>
+          </w:tcPr>
+          <w:p>
+            <w:pPr>
+              <w:jc w:val="center"/>
+            </w:pPr>
+            <w:r>
+              <w:rPr>
+                <w:sz w:val="17"/>
+              </w:rPr>
+              <w:t>79843323</w:t>
+            </w:r>
+          </w:p>
+        </w:tc>
+        <w:tc>
+          <w:tcPr>
+            <w:tcW w:type="dxa" w:w="1584"/>
+            <w:tcMar>
+              <w:top w:w="100" w:type="dxa"/>
+              <w:bottom w:w="100" w:type="dxa"/>
+              <w:left w:w="80" w:type="dxa"/>
+              <w:right w:w="80" w:type="dxa"/>
+            </w:tcMar>
+            <w:shd w:fill="F9FAF8"/>
+          </w:tcPr>
+          <w:p>
+            <w:pPr>
+              <w:jc w:val="center"/>
+            </w:pPr>
+            <w:r>
+              <w:rPr>
+                <w:sz w:val="17"/>
+              </w:rPr>
+              <w:t>3108505201</w:t>
+            </w:r>
+          </w:p>
+        </w:tc>
+        <w:tc>
+          <w:tcPr>
+            <w:tcW w:type="dxa" w:w="2592"/>
+            <w:tcMar>
+              <w:top w:w="100" w:type="dxa"/>
+              <w:bottom w:w="100" w:type="dxa"/>
+              <w:left w:w="80" w:type="dxa"/>
+              <w:right w:w="80" w:type="dxa"/>
+            </w:tcMar>
+            <w:shd w:fill="F9FAF8"/>
+          </w:tcPr>
+          <w:p>
+            <w:pPr>
+              <w:jc w:val="center"/>
+            </w:pPr>
+            <w:r>
+              <w:drawing>
+                <wp:inline xmlns:a="http://schemas.openxmlformats.org/drawingml/2006/main" xmlns:pic="http://schemas.openxmlformats.org/drawingml/2006/picture">
+                  <wp:extent cx="1370333" cy="292608"/>
+                  <wp:docPr id="8" name="Picture 8"/>
+                  <wp:cNvGraphicFramePr>
+                    <a:graphicFrameLocks noChangeAspect="1"/>
+                  </wp:cNvGraphicFramePr>
+                  <a:graphic>
+                    <a:graphicData uri="http://schemas.openxmlformats.org/drawingml/2006/picture">
+                      <pic:pic>
+                        <pic:nvPicPr>
+                          <pic:cNvPr id="0" name="image.png"/>
+                          <pic:cNvPicPr/>
+                        </pic:nvPicPr>
+                        <pic:blipFill>
+                          <a:blip r:embed="rId16"/>
+                          <a:stretch>
+                            <a:fillRect/>
+                          </a:stretch>
+                        </pic:blipFill>
+                        <pic:spPr>
+                          <a:xfrm>
+                            <a:off x="0" y="0"/>
+                            <a:ext cx="1370333" cy="292608"/>
+                          </a:xfrm>
+                          <a:prstGeom prst="rect"/>
+                        </pic:spPr>
+                      </pic:pic>
+                    </a:graphicData>
+                  </a:graphic>
+                </wp:inline>
+              </w:drawing>
             </w:r>
           </w:p>
         </w:tc>

--- a/cartas_solicitud/Carta_Solicitud_ELE0300217_OPTATIVA_PROFESIONAL_I.docx
+++ b/cartas_solicitud/Carta_Solicitud_ELE0300217_OPTATIVA_PROFESIONAL_I.docx
@@ -1279,11 +1279,38 @@
               <w:jc w:val="center"/>
             </w:pPr>
             <w:r>
-              <w:rPr>
-                <w:color w:val="A0A0A0"/>
-                <w:sz w:val="15"/>
-              </w:rPr>
-              <w:t>____________________</w:t>
+              <w:drawing>
+                <wp:inline xmlns:a="http://schemas.openxmlformats.org/drawingml/2006/main" xmlns:pic="http://schemas.openxmlformats.org/drawingml/2006/picture">
+                  <wp:extent cx="543415" cy="292608"/>
+                  <wp:docPr id="5" name="Picture 5"/>
+                  <wp:cNvGraphicFramePr>
+                    <a:graphicFrameLocks noChangeAspect="1"/>
+                  </wp:cNvGraphicFramePr>
+                  <a:graphic>
+                    <a:graphicData uri="http://schemas.openxmlformats.org/drawingml/2006/picture">
+                      <pic:pic>
+                        <pic:nvPicPr>
+                          <pic:cNvPr id="0" name="image.png"/>
+                          <pic:cNvPicPr/>
+                        </pic:nvPicPr>
+                        <pic:blipFill>
+                          <a:blip r:embed="rId13"/>
+                          <a:stretch>
+                            <a:fillRect/>
+                          </a:stretch>
+                        </pic:blipFill>
+                        <pic:spPr>
+                          <a:xfrm>
+                            <a:off x="0" y="0"/>
+                            <a:ext cx="543415" cy="292608"/>
+                          </a:xfrm>
+                          <a:prstGeom prst="rect"/>
+                        </pic:spPr>
+                      </pic:pic>
+                    </a:graphicData>
+                  </a:graphic>
+                </wp:inline>
+              </w:drawing>
             </w:r>
           </w:p>
         </w:tc>
@@ -1514,7 +1541,7 @@
               <w:drawing>
                 <wp:inline xmlns:a="http://schemas.openxmlformats.org/drawingml/2006/main" xmlns:pic="http://schemas.openxmlformats.org/drawingml/2006/picture">
                   <wp:extent cx="875538" cy="292608"/>
-                  <wp:docPr id="5" name="Picture 5"/>
+                  <wp:docPr id="6" name="Picture 6"/>
                   <wp:cNvGraphicFramePr>
                     <a:graphicFrameLocks noChangeAspect="1"/>
                   </wp:cNvGraphicFramePr>
@@ -1526,7 +1553,7 @@
                           <pic:cNvPicPr/>
                         </pic:nvPicPr>
                         <pic:blipFill>
-                          <a:blip r:embed="rId13"/>
+                          <a:blip r:embed="rId14"/>
                           <a:stretch>
                             <a:fillRect/>
                           </a:stretch>
@@ -1657,7 +1684,7 @@
               <w:drawing>
                 <wp:inline xmlns:a="http://schemas.openxmlformats.org/drawingml/2006/main" xmlns:pic="http://schemas.openxmlformats.org/drawingml/2006/picture">
                   <wp:extent cx="877824" cy="292608"/>
-                  <wp:docPr id="6" name="Picture 6"/>
+                  <wp:docPr id="7" name="Picture 7"/>
                   <wp:cNvGraphicFramePr>
                     <a:graphicFrameLocks noChangeAspect="1"/>
                   </wp:cNvGraphicFramePr>
@@ -1669,7 +1696,7 @@
                           <pic:cNvPicPr/>
                         </pic:nvPicPr>
                         <pic:blipFill>
-                          <a:blip r:embed="rId14"/>
+                          <a:blip r:embed="rId15"/>
                           <a:stretch>
                             <a:fillRect/>
                           </a:stretch>
@@ -2496,7 +2523,7 @@
               <w:drawing>
                 <wp:inline xmlns:a="http://schemas.openxmlformats.org/drawingml/2006/main" xmlns:pic="http://schemas.openxmlformats.org/drawingml/2006/picture">
                   <wp:extent cx="810668" cy="292608"/>
-                  <wp:docPr id="7" name="Picture 7"/>
+                  <wp:docPr id="8" name="Picture 8"/>
                   <wp:cNvGraphicFramePr>
                     <a:graphicFrameLocks noChangeAspect="1"/>
                   </wp:cNvGraphicFramePr>
@@ -2508,7 +2535,7 @@
                           <pic:cNvPicPr/>
                         </pic:nvPicPr>
                         <pic:blipFill>
-                          <a:blip r:embed="rId15"/>
+                          <a:blip r:embed="rId16"/>
                           <a:stretch>
                             <a:fillRect/>
                           </a:stretch>
@@ -2755,7 +2782,7 @@
               <w:drawing>
                 <wp:inline xmlns:a="http://schemas.openxmlformats.org/drawingml/2006/main" xmlns:pic="http://schemas.openxmlformats.org/drawingml/2006/picture">
                   <wp:extent cx="1370333" cy="292608"/>
-                  <wp:docPr id="8" name="Picture 8"/>
+                  <wp:docPr id="9" name="Picture 9"/>
                   <wp:cNvGraphicFramePr>
                     <a:graphicFrameLocks noChangeAspect="1"/>
                   </wp:cNvGraphicFramePr>
@@ -2767,7 +2794,7 @@
                           <pic:cNvPicPr/>
                         </pic:nvPicPr>
                         <pic:blipFill>
-                          <a:blip r:embed="rId16"/>
+                          <a:blip r:embed="rId17"/>
                           <a:stretch>
                             <a:fillRect/>
                           </a:stretch>

--- a/cartas_solicitud/Carta_Solicitud_ELE0300217_OPTATIVA_PROFESIONAL_I.docx
+++ b/cartas_solicitud/Carta_Solicitud_ELE0300217_OPTATIVA_PROFESIONAL_I.docx
@@ -11,7 +11,7 @@
           <w:color w:val="646464"/>
           <w:sz w:val="20"/>
         </w:rPr>
-        <w:t>Neiva, Huila, 22 de octubre de 2026</w:t>
+        <w:t>Neiva, Huila, 24 de octubre de 2026</w:t>
         <w:br/>
       </w:r>
     </w:p>
@@ -88,7 +88,7 @@
         <w:br/>
         <w:t>• Semestre del Plan de Estudios: Semestre 8°</w:t>
         <w:br/>
-        <w:t>• Total de Estudiantes Solicitantes Preinscritos: 20 estudiantes</w:t>
+        <w:t>• Total de Estudiantes Solicitantes Preinscritos: 21 estudiantes</w:t>
       </w:r>
     </w:p>
     <w:p>
@@ -97,7 +97,7 @@
         <w:jc w:val="both"/>
       </w:pPr>
       <w:r>
-        <w:t>Manifestamos nuestro compromiso formal de matrícula y cumplimiento con los requerimientos académicos y arancelarios correspondientes al curso vacacional. Dado que contamos con un grupo sólido de 20 estudiantes interesados (superando el cupo mínimo requerido de 10 estudiantes), solicitamos su valiosa gestión ante la Coordinación Académica y la Dirección de Programa para su respectiva aprobación, asignación docente y programación de horarios.</w:t>
+        <w:t>Manifestamos nuestro compromiso formal de matrícula y cumplimiento con los requerimientos académicos y arancelarios correspondientes al curso vacacional. Dado que contamos con un grupo sólido de 21 estudiantes interesados (superando el cupo mínimo requerido de 10 estudiantes), solicitamos su valiosa gestión ante la Coordinación Académica y la Dirección de Programa para su respectiva aprobación, asignación docente y programación de horarios.</w:t>
       </w:r>
     </w:p>
     <w:p>
@@ -2056,11 +2056,38 @@
               <w:jc w:val="center"/>
             </w:pPr>
             <w:r>
-              <w:rPr>
-                <w:color w:val="A0A0A0"/>
-                <w:sz w:val="15"/>
-              </w:rPr>
-              <w:t>____________________</w:t>
+              <w:drawing>
+                <wp:inline xmlns:a="http://schemas.openxmlformats.org/drawingml/2006/main" xmlns:pic="http://schemas.openxmlformats.org/drawingml/2006/picture">
+                  <wp:extent cx="731520" cy="292608"/>
+                  <wp:docPr id="8" name="Picture 8"/>
+                  <wp:cNvGraphicFramePr>
+                    <a:graphicFrameLocks noChangeAspect="1"/>
+                  </wp:cNvGraphicFramePr>
+                  <a:graphic>
+                    <a:graphicData uri="http://schemas.openxmlformats.org/drawingml/2006/picture">
+                      <pic:pic>
+                        <pic:nvPicPr>
+                          <pic:cNvPr id="0" name="image.png"/>
+                          <pic:cNvPicPr/>
+                        </pic:nvPicPr>
+                        <pic:blipFill>
+                          <a:blip r:embed="rId16"/>
+                          <a:stretch>
+                            <a:fillRect/>
+                          </a:stretch>
+                        </pic:blipFill>
+                        <pic:spPr>
+                          <a:xfrm>
+                            <a:off x="0" y="0"/>
+                            <a:ext cx="731520" cy="292608"/>
+                          </a:xfrm>
+                          <a:prstGeom prst="rect"/>
+                        </pic:spPr>
+                      </pic:pic>
+                    </a:graphicData>
+                  </a:graphic>
+                </wp:inline>
+              </w:drawing>
             </w:r>
           </w:p>
         </w:tc>
@@ -2523,7 +2550,7 @@
               <w:drawing>
                 <wp:inline xmlns:a="http://schemas.openxmlformats.org/drawingml/2006/main" xmlns:pic="http://schemas.openxmlformats.org/drawingml/2006/picture">
                   <wp:extent cx="810668" cy="292608"/>
-                  <wp:docPr id="8" name="Picture 8"/>
+                  <wp:docPr id="9" name="Picture 9"/>
                   <wp:cNvGraphicFramePr>
                     <a:graphicFrameLocks noChangeAspect="1"/>
                   </wp:cNvGraphicFramePr>
@@ -2535,7 +2562,7 @@
                           <pic:cNvPicPr/>
                         </pic:nvPicPr>
                         <pic:blipFill>
-                          <a:blip r:embed="rId16"/>
+                          <a:blip r:embed="rId17"/>
                           <a:stretch>
                             <a:fillRect/>
                           </a:stretch>
@@ -2782,7 +2809,7 @@
               <w:drawing>
                 <wp:inline xmlns:a="http://schemas.openxmlformats.org/drawingml/2006/main" xmlns:pic="http://schemas.openxmlformats.org/drawingml/2006/picture">
                   <wp:extent cx="1370333" cy="292608"/>
-                  <wp:docPr id="9" name="Picture 9"/>
+                  <wp:docPr id="10" name="Picture 10"/>
                   <wp:cNvGraphicFramePr>
                     <a:graphicFrameLocks noChangeAspect="1"/>
                   </wp:cNvGraphicFramePr>
@@ -2794,7 +2821,7 @@
                           <pic:cNvPicPr/>
                         </pic:nvPicPr>
                         <pic:blipFill>
-                          <a:blip r:embed="rId17"/>
+                          <a:blip r:embed="rId18"/>
                           <a:stretch>
                             <a:fillRect/>
                           </a:stretch>
@@ -2811,6 +2838,122 @@
                   </a:graphic>
                 </wp:inline>
               </w:drawing>
+            </w:r>
+          </w:p>
+        </w:tc>
+      </w:tr>
+      <w:tr>
+        <w:tc>
+          <w:tcPr>
+            <w:tcW w:type="dxa" w:w="576"/>
+            <w:tcMar>
+              <w:top w:w="100" w:type="dxa"/>
+              <w:bottom w:w="100" w:type="dxa"/>
+              <w:left w:w="80" w:type="dxa"/>
+              <w:right w:w="80" w:type="dxa"/>
+            </w:tcMar>
+            <w:shd w:fill="FFFFFF"/>
+          </w:tcPr>
+          <w:p>
+            <w:pPr>
+              <w:jc w:val="center"/>
+            </w:pPr>
+            <w:r>
+              <w:rPr>
+                <w:sz w:val="17"/>
+              </w:rPr>
+              <w:t>21</w:t>
+            </w:r>
+          </w:p>
+        </w:tc>
+        <w:tc>
+          <w:tcPr>
+            <w:tcW w:type="dxa" w:w="3312"/>
+            <w:tcMar>
+              <w:top w:w="100" w:type="dxa"/>
+              <w:bottom w:w="100" w:type="dxa"/>
+              <w:left w:w="80" w:type="dxa"/>
+              <w:right w:w="80" w:type="dxa"/>
+            </w:tcMar>
+            <w:shd w:fill="FFFFFF"/>
+          </w:tcPr>
+          <w:p>
+            <w:r>
+              <w:rPr>
+                <w:b/>
+                <w:sz w:val="17"/>
+              </w:rPr>
+              <w:t>William ramirezgutierrez</w:t>
+            </w:r>
+          </w:p>
+        </w:tc>
+        <w:tc>
+          <w:tcPr>
+            <w:tcW w:type="dxa" w:w="1728"/>
+            <w:tcMar>
+              <w:top w:w="100" w:type="dxa"/>
+              <w:bottom w:w="100" w:type="dxa"/>
+              <w:left w:w="80" w:type="dxa"/>
+              <w:right w:w="80" w:type="dxa"/>
+            </w:tcMar>
+            <w:shd w:fill="FFFFFF"/>
+          </w:tcPr>
+          <w:p>
+            <w:pPr>
+              <w:jc w:val="center"/>
+            </w:pPr>
+            <w:r>
+              <w:rPr>
+                <w:sz w:val="17"/>
+              </w:rPr>
+              <w:t>ELE120251081</w:t>
+            </w:r>
+          </w:p>
+        </w:tc>
+        <w:tc>
+          <w:tcPr>
+            <w:tcW w:type="dxa" w:w="1584"/>
+            <w:tcMar>
+              <w:top w:w="100" w:type="dxa"/>
+              <w:bottom w:w="100" w:type="dxa"/>
+              <w:left w:w="80" w:type="dxa"/>
+              <w:right w:w="80" w:type="dxa"/>
+            </w:tcMar>
+            <w:shd w:fill="FFFFFF"/>
+          </w:tcPr>
+          <w:p>
+            <w:pPr>
+              <w:jc w:val="center"/>
+            </w:pPr>
+            <w:r>
+              <w:rPr>
+                <w:sz w:val="17"/>
+              </w:rPr>
+              <w:t>3108181836</w:t>
+            </w:r>
+          </w:p>
+        </w:tc>
+        <w:tc>
+          <w:tcPr>
+            <w:tcW w:type="dxa" w:w="2592"/>
+            <w:tcMar>
+              <w:top w:w="100" w:type="dxa"/>
+              <w:bottom w:w="100" w:type="dxa"/>
+              <w:left w:w="80" w:type="dxa"/>
+              <w:right w:w="80" w:type="dxa"/>
+            </w:tcMar>
+            <w:shd w:fill="FFFFFF"/>
+          </w:tcPr>
+          <w:p>
+            <w:pPr>
+              <w:jc w:val="center"/>
+            </w:pPr>
+            <w:r>
+              <w:rPr>
+                <w:color w:val="A0A0A0"/>
+                <w:sz w:val="15"/>
+              </w:rPr>
+              <w:t>____________________</w:t>
             </w:r>
           </w:p>
         </w:tc>

--- a/cartas_solicitud/Carta_Solicitud_ELE0300217_OPTATIVA_PROFESIONAL_I.docx
+++ b/cartas_solicitud/Carta_Solicitud_ELE0300217_OPTATIVA_PROFESIONAL_I.docx
@@ -88,7 +88,7 @@
         <w:br/>
         <w:t>• Semestre del Plan de Estudios: Semestre 8°</w:t>
         <w:br/>
-        <w:t>• Total de Estudiantes Solicitantes Preinscritos: 21 estudiantes</w:t>
+        <w:t>• Total de Estudiantes Solicitantes Preinscritos: 23 estudiantes</w:t>
       </w:r>
     </w:p>
     <w:p>
@@ -97,7 +97,7 @@
         <w:jc w:val="both"/>
       </w:pPr>
       <w:r>
-        <w:t>Manifestamos nuestro compromiso formal de matrícula y cumplimiento con los requerimientos académicos y arancelarios correspondientes al curso vacacional. Dado que contamos con un grupo sólido de 21 estudiantes interesados (superando el cupo mínimo requerido de 10 estudiantes), solicitamos su valiosa gestión ante la Coordinación Académica y la Dirección de Programa para su respectiva aprobación, asignación docente y programación de horarios.</w:t>
+        <w:t>Manifestamos nuestro compromiso formal de matrícula y cumplimiento con los requerimientos académicos y arancelarios correspondientes al curso vacacional. Dado que contamos con un grupo sólido de 23 estudiantes interesados (superando el cupo mínimo requerido de 10 estudiantes), solicitamos su valiosa gestión ante la Coordinación Académica y la Dirección de Programa para su respectiva aprobación, asignación docente y programación de horarios.</w:t>
       </w:r>
     </w:p>
     <w:p>
@@ -1163,11 +1163,38 @@
               <w:jc w:val="center"/>
             </w:pPr>
             <w:r>
-              <w:rPr>
-                <w:color w:val="A0A0A0"/>
-                <w:sz w:val="15"/>
-              </w:rPr>
-              <w:t>____________________</w:t>
+              <w:drawing>
+                <wp:inline xmlns:a="http://schemas.openxmlformats.org/drawingml/2006/main" xmlns:pic="http://schemas.openxmlformats.org/drawingml/2006/picture">
+                  <wp:extent cx="731520" cy="292608"/>
+                  <wp:docPr id="5" name="Picture 5"/>
+                  <wp:cNvGraphicFramePr>
+                    <a:graphicFrameLocks noChangeAspect="1"/>
+                  </wp:cNvGraphicFramePr>
+                  <a:graphic>
+                    <a:graphicData uri="http://schemas.openxmlformats.org/drawingml/2006/picture">
+                      <pic:pic>
+                        <pic:nvPicPr>
+                          <pic:cNvPr id="0" name="image.png"/>
+                          <pic:cNvPicPr/>
+                        </pic:nvPicPr>
+                        <pic:blipFill>
+                          <a:blip r:embed="rId13"/>
+                          <a:stretch>
+                            <a:fillRect/>
+                          </a:stretch>
+                        </pic:blipFill>
+                        <pic:spPr>
+                          <a:xfrm>
+                            <a:off x="0" y="0"/>
+                            <a:ext cx="731520" cy="292608"/>
+                          </a:xfrm>
+                          <a:prstGeom prst="rect"/>
+                        </pic:spPr>
+                      </pic:pic>
+                    </a:graphicData>
+                  </a:graphic>
+                </wp:inline>
+              </w:drawing>
             </w:r>
           </w:p>
         </w:tc>
@@ -1282,7 +1309,7 @@
               <w:drawing>
                 <wp:inline xmlns:a="http://schemas.openxmlformats.org/drawingml/2006/main" xmlns:pic="http://schemas.openxmlformats.org/drawingml/2006/picture">
                   <wp:extent cx="543415" cy="292608"/>
-                  <wp:docPr id="5" name="Picture 5"/>
+                  <wp:docPr id="6" name="Picture 6"/>
                   <wp:cNvGraphicFramePr>
                     <a:graphicFrameLocks noChangeAspect="1"/>
                   </wp:cNvGraphicFramePr>
@@ -1294,7 +1321,7 @@
                           <pic:cNvPicPr/>
                         </pic:nvPicPr>
                         <pic:blipFill>
-                          <a:blip r:embed="rId13"/>
+                          <a:blip r:embed="rId14"/>
                           <a:stretch>
                             <a:fillRect/>
                           </a:stretch>
@@ -1422,11 +1449,38 @@
               <w:jc w:val="center"/>
             </w:pPr>
             <w:r>
-              <w:rPr>
-                <w:color w:val="A0A0A0"/>
-                <w:sz w:val="15"/>
-              </w:rPr>
-              <w:t>____________________</w:t>
+              <w:drawing>
+                <wp:inline xmlns:a="http://schemas.openxmlformats.org/drawingml/2006/main" xmlns:pic="http://schemas.openxmlformats.org/drawingml/2006/picture">
+                  <wp:extent cx="731520" cy="292608"/>
+                  <wp:docPr id="7" name="Picture 7"/>
+                  <wp:cNvGraphicFramePr>
+                    <a:graphicFrameLocks noChangeAspect="1"/>
+                  </wp:cNvGraphicFramePr>
+                  <a:graphic>
+                    <a:graphicData uri="http://schemas.openxmlformats.org/drawingml/2006/picture">
+                      <pic:pic>
+                        <pic:nvPicPr>
+                          <pic:cNvPr id="0" name="image.png"/>
+                          <pic:cNvPicPr/>
+                        </pic:nvPicPr>
+                        <pic:blipFill>
+                          <a:blip r:embed="rId15"/>
+                          <a:stretch>
+                            <a:fillRect/>
+                          </a:stretch>
+                        </pic:blipFill>
+                        <pic:spPr>
+                          <a:xfrm>
+                            <a:off x="0" y="0"/>
+                            <a:ext cx="731520" cy="292608"/>
+                          </a:xfrm>
+                          <a:prstGeom prst="rect"/>
+                        </pic:spPr>
+                      </pic:pic>
+                    </a:graphicData>
+                  </a:graphic>
+                </wp:inline>
+              </w:drawing>
             </w:r>
           </w:p>
         </w:tc>
@@ -1541,7 +1595,7 @@
               <w:drawing>
                 <wp:inline xmlns:a="http://schemas.openxmlformats.org/drawingml/2006/main" xmlns:pic="http://schemas.openxmlformats.org/drawingml/2006/picture">
                   <wp:extent cx="875538" cy="292608"/>
-                  <wp:docPr id="6" name="Picture 6"/>
+                  <wp:docPr id="8" name="Picture 8"/>
                   <wp:cNvGraphicFramePr>
                     <a:graphicFrameLocks noChangeAspect="1"/>
                   </wp:cNvGraphicFramePr>
@@ -1553,7 +1607,7 @@
                           <pic:cNvPicPr/>
                         </pic:nvPicPr>
                         <pic:blipFill>
-                          <a:blip r:embed="rId14"/>
+                          <a:blip r:embed="rId16"/>
                           <a:stretch>
                             <a:fillRect/>
                           </a:stretch>
@@ -1684,7 +1738,7 @@
               <w:drawing>
                 <wp:inline xmlns:a="http://schemas.openxmlformats.org/drawingml/2006/main" xmlns:pic="http://schemas.openxmlformats.org/drawingml/2006/picture">
                   <wp:extent cx="877824" cy="292608"/>
-                  <wp:docPr id="7" name="Picture 7"/>
+                  <wp:docPr id="9" name="Picture 9"/>
                   <wp:cNvGraphicFramePr>
                     <a:graphicFrameLocks noChangeAspect="1"/>
                   </wp:cNvGraphicFramePr>
@@ -1696,7 +1750,7 @@
                           <pic:cNvPicPr/>
                         </pic:nvPicPr>
                         <pic:blipFill>
-                          <a:blip r:embed="rId15"/>
+                          <a:blip r:embed="rId17"/>
                           <a:stretch>
                             <a:fillRect/>
                           </a:stretch>
@@ -1824,11 +1878,38 @@
               <w:jc w:val="center"/>
             </w:pPr>
             <w:r>
-              <w:rPr>
-                <w:color w:val="A0A0A0"/>
-                <w:sz w:val="15"/>
-              </w:rPr>
-              <w:t>____________________</w:t>
+              <w:drawing>
+                <wp:inline xmlns:a="http://schemas.openxmlformats.org/drawingml/2006/main" xmlns:pic="http://schemas.openxmlformats.org/drawingml/2006/picture">
+                  <wp:extent cx="731520" cy="292608"/>
+                  <wp:docPr id="10" name="Picture 10"/>
+                  <wp:cNvGraphicFramePr>
+                    <a:graphicFrameLocks noChangeAspect="1"/>
+                  </wp:cNvGraphicFramePr>
+                  <a:graphic>
+                    <a:graphicData uri="http://schemas.openxmlformats.org/drawingml/2006/picture">
+                      <pic:pic>
+                        <pic:nvPicPr>
+                          <pic:cNvPr id="0" name="image.png"/>
+                          <pic:cNvPicPr/>
+                        </pic:nvPicPr>
+                        <pic:blipFill>
+                          <a:blip r:embed="rId18"/>
+                          <a:stretch>
+                            <a:fillRect/>
+                          </a:stretch>
+                        </pic:blipFill>
+                        <pic:spPr>
+                          <a:xfrm>
+                            <a:off x="0" y="0"/>
+                            <a:ext cx="731520" cy="292608"/>
+                          </a:xfrm>
+                          <a:prstGeom prst="rect"/>
+                        </pic:spPr>
+                      </pic:pic>
+                    </a:graphicData>
+                  </a:graphic>
+                </wp:inline>
+              </w:drawing>
             </w:r>
           </w:p>
         </w:tc>
@@ -1940,11 +2021,38 @@
               <w:jc w:val="center"/>
             </w:pPr>
             <w:r>
-              <w:rPr>
-                <w:color w:val="A0A0A0"/>
-                <w:sz w:val="15"/>
-              </w:rPr>
-              <w:t>____________________</w:t>
+              <w:drawing>
+                <wp:inline xmlns:a="http://schemas.openxmlformats.org/drawingml/2006/main" xmlns:pic="http://schemas.openxmlformats.org/drawingml/2006/picture">
+                  <wp:extent cx="731520" cy="292608"/>
+                  <wp:docPr id="11" name="Picture 11"/>
+                  <wp:cNvGraphicFramePr>
+                    <a:graphicFrameLocks noChangeAspect="1"/>
+                  </wp:cNvGraphicFramePr>
+                  <a:graphic>
+                    <a:graphicData uri="http://schemas.openxmlformats.org/drawingml/2006/picture">
+                      <pic:pic>
+                        <pic:nvPicPr>
+                          <pic:cNvPr id="0" name="image.png"/>
+                          <pic:cNvPicPr/>
+                        </pic:nvPicPr>
+                        <pic:blipFill>
+                          <a:blip r:embed="rId19"/>
+                          <a:stretch>
+                            <a:fillRect/>
+                          </a:stretch>
+                        </pic:blipFill>
+                        <pic:spPr>
+                          <a:xfrm>
+                            <a:off x="0" y="0"/>
+                            <a:ext cx="731520" cy="292608"/>
+                          </a:xfrm>
+                          <a:prstGeom prst="rect"/>
+                        </pic:spPr>
+                      </pic:pic>
+                    </a:graphicData>
+                  </a:graphic>
+                </wp:inline>
+              </w:drawing>
             </w:r>
           </w:p>
         </w:tc>
@@ -2059,7 +2167,7 @@
               <w:drawing>
                 <wp:inline xmlns:a="http://schemas.openxmlformats.org/drawingml/2006/main" xmlns:pic="http://schemas.openxmlformats.org/drawingml/2006/picture">
                   <wp:extent cx="731520" cy="292608"/>
-                  <wp:docPr id="8" name="Picture 8"/>
+                  <wp:docPr id="12" name="Picture 12"/>
                   <wp:cNvGraphicFramePr>
                     <a:graphicFrameLocks noChangeAspect="1"/>
                   </wp:cNvGraphicFramePr>
@@ -2071,7 +2179,7 @@
                           <pic:cNvPicPr/>
                         </pic:nvPicPr>
                         <pic:blipFill>
-                          <a:blip r:embed="rId16"/>
+                          <a:blip r:embed="rId20"/>
                           <a:stretch>
                             <a:fillRect/>
                           </a:stretch>
@@ -2133,7 +2241,7 @@
                 <w:b/>
                 <w:sz w:val="17"/>
               </w:rPr>
-              <w:t>cristian david adamez ceballes</w:t>
+              <w:t>Alvaro Andrés González albañil</w:t>
             </w:r>
           </w:p>
         </w:tc>
@@ -2156,7 +2264,7 @@
               <w:rPr>
                 <w:sz w:val="17"/>
               </w:rPr>
-              <w:t>1007163619</w:t>
+              <w:t>ELE0120242022</w:t>
             </w:r>
           </w:p>
         </w:tc>
@@ -2179,7 +2287,7 @@
               <w:rPr>
                 <w:sz w:val="17"/>
               </w:rPr>
-              <w:t>3116307784</w:t>
+              <w:t>3176543168</w:t>
             </w:r>
           </w:p>
         </w:tc>
@@ -2199,11 +2307,38 @@
               <w:jc w:val="center"/>
             </w:pPr>
             <w:r>
-              <w:rPr>
-                <w:color w:val="A0A0A0"/>
-                <w:sz w:val="15"/>
-              </w:rPr>
-              <w:t>____________________</w:t>
+              <w:drawing>
+                <wp:inline xmlns:a="http://schemas.openxmlformats.org/drawingml/2006/main" xmlns:pic="http://schemas.openxmlformats.org/drawingml/2006/picture">
+                  <wp:extent cx="731520" cy="292608"/>
+                  <wp:docPr id="13" name="Picture 13"/>
+                  <wp:cNvGraphicFramePr>
+                    <a:graphicFrameLocks noChangeAspect="1"/>
+                  </wp:cNvGraphicFramePr>
+                  <a:graphic>
+                    <a:graphicData uri="http://schemas.openxmlformats.org/drawingml/2006/picture">
+                      <pic:pic>
+                        <pic:nvPicPr>
+                          <pic:cNvPr id="0" name="image.png"/>
+                          <pic:cNvPicPr/>
+                        </pic:nvPicPr>
+                        <pic:blipFill>
+                          <a:blip r:embed="rId21"/>
+                          <a:stretch>
+                            <a:fillRect/>
+                          </a:stretch>
+                        </pic:blipFill>
+                        <pic:spPr>
+                          <a:xfrm>
+                            <a:off x="0" y="0"/>
+                            <a:ext cx="731520" cy="292608"/>
+                          </a:xfrm>
+                          <a:prstGeom prst="rect"/>
+                        </pic:spPr>
+                      </pic:pic>
+                    </a:graphicData>
+                  </a:graphic>
+                </wp:inline>
+              </w:drawing>
             </w:r>
           </w:p>
         </w:tc>
@@ -2249,7 +2384,7 @@
                 <w:b/>
                 <w:sz w:val="17"/>
               </w:rPr>
-              <w:t>Alvaro Andrés González albañil</w:t>
+              <w:t>Jonathan perez</w:t>
             </w:r>
           </w:p>
         </w:tc>
@@ -2272,7 +2407,7 @@
               <w:rPr>
                 <w:sz w:val="17"/>
               </w:rPr>
-              <w:t>ELE0120242022</w:t>
+              <w:t>6804620</w:t>
             </w:r>
           </w:p>
         </w:tc>
@@ -2295,7 +2430,293 @@
               <w:rPr>
                 <w:sz w:val="17"/>
               </w:rPr>
-              <w:t>3176543168</w:t>
+              <w:t>3142441213</w:t>
+            </w:r>
+          </w:p>
+        </w:tc>
+        <w:tc>
+          <w:tcPr>
+            <w:tcW w:type="dxa" w:w="2592"/>
+            <w:tcMar>
+              <w:top w:w="100" w:type="dxa"/>
+              <w:bottom w:w="100" w:type="dxa"/>
+              <w:left w:w="80" w:type="dxa"/>
+              <w:right w:w="80" w:type="dxa"/>
+            </w:tcMar>
+            <w:shd w:fill="F9FAF8"/>
+          </w:tcPr>
+          <w:p>
+            <w:pPr>
+              <w:jc w:val="center"/>
+            </w:pPr>
+            <w:r>
+              <w:drawing>
+                <wp:inline xmlns:a="http://schemas.openxmlformats.org/drawingml/2006/main" xmlns:pic="http://schemas.openxmlformats.org/drawingml/2006/picture">
+                  <wp:extent cx="731520" cy="292608"/>
+                  <wp:docPr id="14" name="Picture 14"/>
+                  <wp:cNvGraphicFramePr>
+                    <a:graphicFrameLocks noChangeAspect="1"/>
+                  </wp:cNvGraphicFramePr>
+                  <a:graphic>
+                    <a:graphicData uri="http://schemas.openxmlformats.org/drawingml/2006/picture">
+                      <pic:pic>
+                        <pic:nvPicPr>
+                          <pic:cNvPr id="0" name="image.png"/>
+                          <pic:cNvPicPr/>
+                        </pic:nvPicPr>
+                        <pic:blipFill>
+                          <a:blip r:embed="rId22"/>
+                          <a:stretch>
+                            <a:fillRect/>
+                          </a:stretch>
+                        </pic:blipFill>
+                        <pic:spPr>
+                          <a:xfrm>
+                            <a:off x="0" y="0"/>
+                            <a:ext cx="731520" cy="292608"/>
+                          </a:xfrm>
+                          <a:prstGeom prst="rect"/>
+                        </pic:spPr>
+                      </pic:pic>
+                    </a:graphicData>
+                  </a:graphic>
+                </wp:inline>
+              </w:drawing>
+            </w:r>
+          </w:p>
+        </w:tc>
+      </w:tr>
+      <w:tr>
+        <w:tc>
+          <w:tcPr>
+            <w:tcW w:type="dxa" w:w="576"/>
+            <w:tcMar>
+              <w:top w:w="100" w:type="dxa"/>
+              <w:bottom w:w="100" w:type="dxa"/>
+              <w:left w:w="80" w:type="dxa"/>
+              <w:right w:w="80" w:type="dxa"/>
+            </w:tcMar>
+            <w:shd w:fill="FFFFFF"/>
+          </w:tcPr>
+          <w:p>
+            <w:pPr>
+              <w:jc w:val="center"/>
+            </w:pPr>
+            <w:r>
+              <w:rPr>
+                <w:sz w:val="17"/>
+              </w:rPr>
+              <w:t>17</w:t>
+            </w:r>
+          </w:p>
+        </w:tc>
+        <w:tc>
+          <w:tcPr>
+            <w:tcW w:type="dxa" w:w="3312"/>
+            <w:tcMar>
+              <w:top w:w="100" w:type="dxa"/>
+              <w:bottom w:w="100" w:type="dxa"/>
+              <w:left w:w="80" w:type="dxa"/>
+              <w:right w:w="80" w:type="dxa"/>
+            </w:tcMar>
+            <w:shd w:fill="FFFFFF"/>
+          </w:tcPr>
+          <w:p>
+            <w:r>
+              <w:rPr>
+                <w:b/>
+                <w:sz w:val="17"/>
+              </w:rPr>
+              <w:t>JHON FRANCISCO TASCO PEREZ</w:t>
+            </w:r>
+          </w:p>
+        </w:tc>
+        <w:tc>
+          <w:tcPr>
+            <w:tcW w:type="dxa" w:w="1728"/>
+            <w:tcMar>
+              <w:top w:w="100" w:type="dxa"/>
+              <w:bottom w:w="100" w:type="dxa"/>
+              <w:left w:w="80" w:type="dxa"/>
+              <w:right w:w="80" w:type="dxa"/>
+            </w:tcMar>
+            <w:shd w:fill="FFFFFF"/>
+          </w:tcPr>
+          <w:p>
+            <w:pPr>
+              <w:jc w:val="center"/>
+            </w:pPr>
+            <w:r>
+              <w:rPr>
+                <w:sz w:val="17"/>
+              </w:rPr>
+              <w:t>ELE120342048</w:t>
+            </w:r>
+          </w:p>
+        </w:tc>
+        <w:tc>
+          <w:tcPr>
+            <w:tcW w:type="dxa" w:w="1584"/>
+            <w:tcMar>
+              <w:top w:w="100" w:type="dxa"/>
+              <w:bottom w:w="100" w:type="dxa"/>
+              <w:left w:w="80" w:type="dxa"/>
+              <w:right w:w="80" w:type="dxa"/>
+            </w:tcMar>
+            <w:shd w:fill="FFFFFF"/>
+          </w:tcPr>
+          <w:p>
+            <w:pPr>
+              <w:jc w:val="center"/>
+            </w:pPr>
+            <w:r>
+              <w:rPr>
+                <w:sz w:val="17"/>
+              </w:rPr>
+              <w:t>3246809834</w:t>
+            </w:r>
+          </w:p>
+        </w:tc>
+        <w:tc>
+          <w:tcPr>
+            <w:tcW w:type="dxa" w:w="2592"/>
+            <w:tcMar>
+              <w:top w:w="100" w:type="dxa"/>
+              <w:bottom w:w="100" w:type="dxa"/>
+              <w:left w:w="80" w:type="dxa"/>
+              <w:right w:w="80" w:type="dxa"/>
+            </w:tcMar>
+            <w:shd w:fill="FFFFFF"/>
+          </w:tcPr>
+          <w:p>
+            <w:pPr>
+              <w:jc w:val="center"/>
+            </w:pPr>
+            <w:r>
+              <w:drawing>
+                <wp:inline xmlns:a="http://schemas.openxmlformats.org/drawingml/2006/main" xmlns:pic="http://schemas.openxmlformats.org/drawingml/2006/picture">
+                  <wp:extent cx="810668" cy="292608"/>
+                  <wp:docPr id="15" name="Picture 15"/>
+                  <wp:cNvGraphicFramePr>
+                    <a:graphicFrameLocks noChangeAspect="1"/>
+                  </wp:cNvGraphicFramePr>
+                  <a:graphic>
+                    <a:graphicData uri="http://schemas.openxmlformats.org/drawingml/2006/picture">
+                      <pic:pic>
+                        <pic:nvPicPr>
+                          <pic:cNvPr id="0" name="image.png"/>
+                          <pic:cNvPicPr/>
+                        </pic:nvPicPr>
+                        <pic:blipFill>
+                          <a:blip r:embed="rId23"/>
+                          <a:stretch>
+                            <a:fillRect/>
+                          </a:stretch>
+                        </pic:blipFill>
+                        <pic:spPr>
+                          <a:xfrm>
+                            <a:off x="0" y="0"/>
+                            <a:ext cx="810668" cy="292608"/>
+                          </a:xfrm>
+                          <a:prstGeom prst="rect"/>
+                        </pic:spPr>
+                      </pic:pic>
+                    </a:graphicData>
+                  </a:graphic>
+                </wp:inline>
+              </w:drawing>
+            </w:r>
+          </w:p>
+        </w:tc>
+      </w:tr>
+      <w:tr>
+        <w:tc>
+          <w:tcPr>
+            <w:tcW w:type="dxa" w:w="576"/>
+            <w:tcMar>
+              <w:top w:w="100" w:type="dxa"/>
+              <w:bottom w:w="100" w:type="dxa"/>
+              <w:left w:w="80" w:type="dxa"/>
+              <w:right w:w="80" w:type="dxa"/>
+            </w:tcMar>
+            <w:shd w:fill="F9FAF8"/>
+          </w:tcPr>
+          <w:p>
+            <w:pPr>
+              <w:jc w:val="center"/>
+            </w:pPr>
+            <w:r>
+              <w:rPr>
+                <w:sz w:val="17"/>
+              </w:rPr>
+              <w:t>18</w:t>
+            </w:r>
+          </w:p>
+        </w:tc>
+        <w:tc>
+          <w:tcPr>
+            <w:tcW w:type="dxa" w:w="3312"/>
+            <w:tcMar>
+              <w:top w:w="100" w:type="dxa"/>
+              <w:bottom w:w="100" w:type="dxa"/>
+              <w:left w:w="80" w:type="dxa"/>
+              <w:right w:w="80" w:type="dxa"/>
+            </w:tcMar>
+            <w:shd w:fill="F9FAF8"/>
+          </w:tcPr>
+          <w:p>
+            <w:r>
+              <w:rPr>
+                <w:b/>
+                <w:sz w:val="17"/>
+              </w:rPr>
+              <w:t>Alex Ricardo Perdomo Restrepo</w:t>
+            </w:r>
+          </w:p>
+        </w:tc>
+        <w:tc>
+          <w:tcPr>
+            <w:tcW w:type="dxa" w:w="1728"/>
+            <w:tcMar>
+              <w:top w:w="100" w:type="dxa"/>
+              <w:bottom w:w="100" w:type="dxa"/>
+              <w:left w:w="80" w:type="dxa"/>
+              <w:right w:w="80" w:type="dxa"/>
+            </w:tcMar>
+            <w:shd w:fill="F9FAF8"/>
+          </w:tcPr>
+          <w:p>
+            <w:pPr>
+              <w:jc w:val="center"/>
+            </w:pPr>
+            <w:r>
+              <w:rPr>
+                <w:sz w:val="17"/>
+              </w:rPr>
+              <w:t>1234640185</w:t>
+            </w:r>
+          </w:p>
+        </w:tc>
+        <w:tc>
+          <w:tcPr>
+            <w:tcW w:type="dxa" w:w="1584"/>
+            <w:tcMar>
+              <w:top w:w="100" w:type="dxa"/>
+              <w:bottom w:w="100" w:type="dxa"/>
+              <w:left w:w="80" w:type="dxa"/>
+              <w:right w:w="80" w:type="dxa"/>
+            </w:tcMar>
+            <w:shd w:fill="F9FAF8"/>
+          </w:tcPr>
+          <w:p>
+            <w:pPr>
+              <w:jc w:val="center"/>
+            </w:pPr>
+            <w:r>
+              <w:rPr>
+                <w:sz w:val="17"/>
+              </w:rPr>
+              <w:t>3153427115</w:t>
             </w:r>
           </w:p>
         </w:tc>
@@ -2344,7 +2765,7 @@
               <w:rPr>
                 <w:sz w:val="17"/>
               </w:rPr>
-              <w:t>17</w:t>
+              <w:t>19</w:t>
             </w:r>
           </w:p>
         </w:tc>
@@ -2365,7 +2786,7 @@
                 <w:b/>
                 <w:sz w:val="17"/>
               </w:rPr>
-              <w:t>Jonathan perez</w:t>
+              <w:t>John jairo Sánchez garcia</w:t>
             </w:r>
           </w:p>
         </w:tc>
@@ -2388,7 +2809,7 @@
               <w:rPr>
                 <w:sz w:val="17"/>
               </w:rPr>
-              <w:t>6804620</w:t>
+              <w:t>79843323</w:t>
             </w:r>
           </w:p>
         </w:tc>
@@ -2411,7 +2832,7 @@
               <w:rPr>
                 <w:sz w:val="17"/>
               </w:rPr>
-              <w:t>3142441213</w:t>
+              <w:t>3108505201</w:t>
             </w:r>
           </w:p>
         </w:tc>
@@ -2431,126 +2852,10 @@
               <w:jc w:val="center"/>
             </w:pPr>
             <w:r>
-              <w:rPr>
-                <w:color w:val="A0A0A0"/>
-                <w:sz w:val="15"/>
-              </w:rPr>
-              <w:t>____________________</w:t>
-            </w:r>
-          </w:p>
-        </w:tc>
-      </w:tr>
-      <w:tr>
-        <w:tc>
-          <w:tcPr>
-            <w:tcW w:type="dxa" w:w="576"/>
-            <w:tcMar>
-              <w:top w:w="100" w:type="dxa"/>
-              <w:bottom w:w="100" w:type="dxa"/>
-              <w:left w:w="80" w:type="dxa"/>
-              <w:right w:w="80" w:type="dxa"/>
-            </w:tcMar>
-            <w:shd w:fill="F9FAF8"/>
-          </w:tcPr>
-          <w:p>
-            <w:pPr>
-              <w:jc w:val="center"/>
-            </w:pPr>
-            <w:r>
-              <w:rPr>
-                <w:sz w:val="17"/>
-              </w:rPr>
-              <w:t>18</w:t>
-            </w:r>
-          </w:p>
-        </w:tc>
-        <w:tc>
-          <w:tcPr>
-            <w:tcW w:type="dxa" w:w="3312"/>
-            <w:tcMar>
-              <w:top w:w="100" w:type="dxa"/>
-              <w:bottom w:w="100" w:type="dxa"/>
-              <w:left w:w="80" w:type="dxa"/>
-              <w:right w:w="80" w:type="dxa"/>
-            </w:tcMar>
-            <w:shd w:fill="F9FAF8"/>
-          </w:tcPr>
-          <w:p>
-            <w:r>
-              <w:rPr>
-                <w:b/>
-                <w:sz w:val="17"/>
-              </w:rPr>
-              <w:t>JHON FRANCISCO TASCO PEREZ</w:t>
-            </w:r>
-          </w:p>
-        </w:tc>
-        <w:tc>
-          <w:tcPr>
-            <w:tcW w:type="dxa" w:w="1728"/>
-            <w:tcMar>
-              <w:top w:w="100" w:type="dxa"/>
-              <w:bottom w:w="100" w:type="dxa"/>
-              <w:left w:w="80" w:type="dxa"/>
-              <w:right w:w="80" w:type="dxa"/>
-            </w:tcMar>
-            <w:shd w:fill="F9FAF8"/>
-          </w:tcPr>
-          <w:p>
-            <w:pPr>
-              <w:jc w:val="center"/>
-            </w:pPr>
-            <w:r>
-              <w:rPr>
-                <w:sz w:val="17"/>
-              </w:rPr>
-              <w:t>ELE120342048</w:t>
-            </w:r>
-          </w:p>
-        </w:tc>
-        <w:tc>
-          <w:tcPr>
-            <w:tcW w:type="dxa" w:w="1584"/>
-            <w:tcMar>
-              <w:top w:w="100" w:type="dxa"/>
-              <w:bottom w:w="100" w:type="dxa"/>
-              <w:left w:w="80" w:type="dxa"/>
-              <w:right w:w="80" w:type="dxa"/>
-            </w:tcMar>
-            <w:shd w:fill="F9FAF8"/>
-          </w:tcPr>
-          <w:p>
-            <w:pPr>
-              <w:jc w:val="center"/>
-            </w:pPr>
-            <w:r>
-              <w:rPr>
-                <w:sz w:val="17"/>
-              </w:rPr>
-              <w:t>3246809834</w:t>
-            </w:r>
-          </w:p>
-        </w:tc>
-        <w:tc>
-          <w:tcPr>
-            <w:tcW w:type="dxa" w:w="2592"/>
-            <w:tcMar>
-              <w:top w:w="100" w:type="dxa"/>
-              <w:bottom w:w="100" w:type="dxa"/>
-              <w:left w:w="80" w:type="dxa"/>
-              <w:right w:w="80" w:type="dxa"/>
-            </w:tcMar>
-            <w:shd w:fill="F9FAF8"/>
-          </w:tcPr>
-          <w:p>
-            <w:pPr>
-              <w:jc w:val="center"/>
-            </w:pPr>
-            <w:r>
               <w:drawing>
                 <wp:inline xmlns:a="http://schemas.openxmlformats.org/drawingml/2006/main" xmlns:pic="http://schemas.openxmlformats.org/drawingml/2006/picture">
-                  <wp:extent cx="810668" cy="292608"/>
-                  <wp:docPr id="9" name="Picture 9"/>
+                  <wp:extent cx="1370333" cy="292608"/>
+                  <wp:docPr id="16" name="Picture 16"/>
                   <wp:cNvGraphicFramePr>
                     <a:graphicFrameLocks noChangeAspect="1"/>
                   </wp:cNvGraphicFramePr>
@@ -2562,7 +2867,7 @@
                           <pic:cNvPicPr/>
                         </pic:nvPicPr>
                         <pic:blipFill>
-                          <a:blip r:embed="rId17"/>
+                          <a:blip r:embed="rId24"/>
                           <a:stretch>
                             <a:fillRect/>
                           </a:stretch>
@@ -2570,7 +2875,7 @@
                         <pic:spPr>
                           <a:xfrm>
                             <a:off x="0" y="0"/>
-                            <a:ext cx="810668" cy="292608"/>
+                            <a:ext cx="1370333" cy="292608"/>
                           </a:xfrm>
                           <a:prstGeom prst="rect"/>
                         </pic:spPr>
@@ -2579,122 +2884,6 @@
                   </a:graphic>
                 </wp:inline>
               </w:drawing>
-            </w:r>
-          </w:p>
-        </w:tc>
-      </w:tr>
-      <w:tr>
-        <w:tc>
-          <w:tcPr>
-            <w:tcW w:type="dxa" w:w="576"/>
-            <w:tcMar>
-              <w:top w:w="100" w:type="dxa"/>
-              <w:bottom w:w="100" w:type="dxa"/>
-              <w:left w:w="80" w:type="dxa"/>
-              <w:right w:w="80" w:type="dxa"/>
-            </w:tcMar>
-            <w:shd w:fill="FFFFFF"/>
-          </w:tcPr>
-          <w:p>
-            <w:pPr>
-              <w:jc w:val="center"/>
-            </w:pPr>
-            <w:r>
-              <w:rPr>
-                <w:sz w:val="17"/>
-              </w:rPr>
-              <w:t>19</w:t>
-            </w:r>
-          </w:p>
-        </w:tc>
-        <w:tc>
-          <w:tcPr>
-            <w:tcW w:type="dxa" w:w="3312"/>
-            <w:tcMar>
-              <w:top w:w="100" w:type="dxa"/>
-              <w:bottom w:w="100" w:type="dxa"/>
-              <w:left w:w="80" w:type="dxa"/>
-              <w:right w:w="80" w:type="dxa"/>
-            </w:tcMar>
-            <w:shd w:fill="FFFFFF"/>
-          </w:tcPr>
-          <w:p>
-            <w:r>
-              <w:rPr>
-                <w:b/>
-                <w:sz w:val="17"/>
-              </w:rPr>
-              <w:t>Alex Ricardo Perdomo Restrepo</w:t>
-            </w:r>
-          </w:p>
-        </w:tc>
-        <w:tc>
-          <w:tcPr>
-            <w:tcW w:type="dxa" w:w="1728"/>
-            <w:tcMar>
-              <w:top w:w="100" w:type="dxa"/>
-              <w:bottom w:w="100" w:type="dxa"/>
-              <w:left w:w="80" w:type="dxa"/>
-              <w:right w:w="80" w:type="dxa"/>
-            </w:tcMar>
-            <w:shd w:fill="FFFFFF"/>
-          </w:tcPr>
-          <w:p>
-            <w:pPr>
-              <w:jc w:val="center"/>
-            </w:pPr>
-            <w:r>
-              <w:rPr>
-                <w:sz w:val="17"/>
-              </w:rPr>
-              <w:t>1234640185</w:t>
-            </w:r>
-          </w:p>
-        </w:tc>
-        <w:tc>
-          <w:tcPr>
-            <w:tcW w:type="dxa" w:w="1584"/>
-            <w:tcMar>
-              <w:top w:w="100" w:type="dxa"/>
-              <w:bottom w:w="100" w:type="dxa"/>
-              <w:left w:w="80" w:type="dxa"/>
-              <w:right w:w="80" w:type="dxa"/>
-            </w:tcMar>
-            <w:shd w:fill="FFFFFF"/>
-          </w:tcPr>
-          <w:p>
-            <w:pPr>
-              <w:jc w:val="center"/>
-            </w:pPr>
-            <w:r>
-              <w:rPr>
-                <w:sz w:val="17"/>
-              </w:rPr>
-              <w:t>3153427115</w:t>
-            </w:r>
-          </w:p>
-        </w:tc>
-        <w:tc>
-          <w:tcPr>
-            <w:tcW w:type="dxa" w:w="2592"/>
-            <w:tcMar>
-              <w:top w:w="100" w:type="dxa"/>
-              <w:bottom w:w="100" w:type="dxa"/>
-              <w:left w:w="80" w:type="dxa"/>
-              <w:right w:w="80" w:type="dxa"/>
-            </w:tcMar>
-            <w:shd w:fill="FFFFFF"/>
-          </w:tcPr>
-          <w:p>
-            <w:pPr>
-              <w:jc w:val="center"/>
-            </w:pPr>
-            <w:r>
-              <w:rPr>
-                <w:color w:val="A0A0A0"/>
-                <w:sz w:val="15"/>
-              </w:rPr>
-              <w:t>____________________</w:t>
             </w:r>
           </w:p>
         </w:tc>
@@ -2740,7 +2929,7 @@
                 <w:b/>
                 <w:sz w:val="17"/>
               </w:rPr>
-              <w:t>John jairo Sánchez garcia</w:t>
+              <w:t>William ramirezgutierrez</w:t>
             </w:r>
           </w:p>
         </w:tc>
@@ -2763,7 +2952,7 @@
               <w:rPr>
                 <w:sz w:val="17"/>
               </w:rPr>
-              <w:t>79843323</w:t>
+              <w:t>ELE120251081</w:t>
             </w:r>
           </w:p>
         </w:tc>
@@ -2786,7 +2975,7 @@
               <w:rPr>
                 <w:sz w:val="17"/>
               </w:rPr>
-              <w:t>3108505201</w:t>
+              <w:t>3108181836</w:t>
             </w:r>
           </w:p>
         </w:tc>
@@ -2806,38 +2995,11 @@
               <w:jc w:val="center"/>
             </w:pPr>
             <w:r>
-              <w:drawing>
-                <wp:inline xmlns:a="http://schemas.openxmlformats.org/drawingml/2006/main" xmlns:pic="http://schemas.openxmlformats.org/drawingml/2006/picture">
-                  <wp:extent cx="1370333" cy="292608"/>
-                  <wp:docPr id="10" name="Picture 10"/>
-                  <wp:cNvGraphicFramePr>
-                    <a:graphicFrameLocks noChangeAspect="1"/>
-                  </wp:cNvGraphicFramePr>
-                  <a:graphic>
-                    <a:graphicData uri="http://schemas.openxmlformats.org/drawingml/2006/picture">
-                      <pic:pic>
-                        <pic:nvPicPr>
-                          <pic:cNvPr id="0" name="image.png"/>
-                          <pic:cNvPicPr/>
-                        </pic:nvPicPr>
-                        <pic:blipFill>
-                          <a:blip r:embed="rId18"/>
-                          <a:stretch>
-                            <a:fillRect/>
-                          </a:stretch>
-                        </pic:blipFill>
-                        <pic:spPr>
-                          <a:xfrm>
-                            <a:off x="0" y="0"/>
-                            <a:ext cx="1370333" cy="292608"/>
-                          </a:xfrm>
-                          <a:prstGeom prst="rect"/>
-                        </pic:spPr>
-                      </pic:pic>
-                    </a:graphicData>
-                  </a:graphic>
-                </wp:inline>
-              </w:drawing>
+              <w:rPr>
+                <w:color w:val="A0A0A0"/>
+                <w:sz w:val="15"/>
+              </w:rPr>
+              <w:t>____________________</w:t>
             </w:r>
           </w:p>
         </w:tc>
@@ -2883,7 +3045,7 @@
                 <w:b/>
                 <w:sz w:val="17"/>
               </w:rPr>
-              <w:t>William ramirezgutierrez</w:t>
+              <w:t>Yessica Andrea Triana Jaime</w:t>
             </w:r>
           </w:p>
         </w:tc>
@@ -2906,7 +3068,7 @@
               <w:rPr>
                 <w:sz w:val="17"/>
               </w:rPr>
-              <w:t>ELE120251081</w:t>
+              <w:t>1083903194</w:t>
             </w:r>
           </w:p>
         </w:tc>
@@ -2929,7 +3091,7 @@
               <w:rPr>
                 <w:sz w:val="17"/>
               </w:rPr>
-              <w:t>3108181836</w:t>
+              <w:t>3138468363</w:t>
             </w:r>
           </w:p>
         </w:tc>
@@ -2949,11 +3111,324 @@
               <w:jc w:val="center"/>
             </w:pPr>
             <w:r>
+              <w:drawing>
+                <wp:inline xmlns:a="http://schemas.openxmlformats.org/drawingml/2006/main" xmlns:pic="http://schemas.openxmlformats.org/drawingml/2006/picture">
+                  <wp:extent cx="731520" cy="292608"/>
+                  <wp:docPr id="17" name="Picture 17"/>
+                  <wp:cNvGraphicFramePr>
+                    <a:graphicFrameLocks noChangeAspect="1"/>
+                  </wp:cNvGraphicFramePr>
+                  <a:graphic>
+                    <a:graphicData uri="http://schemas.openxmlformats.org/drawingml/2006/picture">
+                      <pic:pic>
+                        <pic:nvPicPr>
+                          <pic:cNvPr id="0" name="image.png"/>
+                          <pic:cNvPicPr/>
+                        </pic:nvPicPr>
+                        <pic:blipFill>
+                          <a:blip r:embed="rId25"/>
+                          <a:stretch>
+                            <a:fillRect/>
+                          </a:stretch>
+                        </pic:blipFill>
+                        <pic:spPr>
+                          <a:xfrm>
+                            <a:off x="0" y="0"/>
+                            <a:ext cx="731520" cy="292608"/>
+                          </a:xfrm>
+                          <a:prstGeom prst="rect"/>
+                        </pic:spPr>
+                      </pic:pic>
+                    </a:graphicData>
+                  </a:graphic>
+                </wp:inline>
+              </w:drawing>
+            </w:r>
+          </w:p>
+        </w:tc>
+      </w:tr>
+      <w:tr>
+        <w:tc>
+          <w:tcPr>
+            <w:tcW w:type="dxa" w:w="576"/>
+            <w:tcMar>
+              <w:top w:w="100" w:type="dxa"/>
+              <w:bottom w:w="100" w:type="dxa"/>
+              <w:left w:w="80" w:type="dxa"/>
+              <w:right w:w="80" w:type="dxa"/>
+            </w:tcMar>
+            <w:shd w:fill="F9FAF8"/>
+          </w:tcPr>
+          <w:p>
+            <w:pPr>
+              <w:jc w:val="center"/>
+            </w:pPr>
+            <w:r>
               <w:rPr>
-                <w:color w:val="A0A0A0"/>
-                <w:sz w:val="15"/>
+                <w:sz w:val="17"/>
               </w:rPr>
-              <w:t>____________________</w:t>
+              <w:t>22</w:t>
+            </w:r>
+          </w:p>
+        </w:tc>
+        <w:tc>
+          <w:tcPr>
+            <w:tcW w:type="dxa" w:w="3312"/>
+            <w:tcMar>
+              <w:top w:w="100" w:type="dxa"/>
+              <w:bottom w:w="100" w:type="dxa"/>
+              <w:left w:w="80" w:type="dxa"/>
+              <w:right w:w="80" w:type="dxa"/>
+            </w:tcMar>
+            <w:shd w:fill="F9FAF8"/>
+          </w:tcPr>
+          <w:p>
+            <w:r>
+              <w:rPr>
+                <w:b/>
+                <w:sz w:val="17"/>
+              </w:rPr>
+              <w:t>Yonier Castillo Mamian</w:t>
+            </w:r>
+          </w:p>
+        </w:tc>
+        <w:tc>
+          <w:tcPr>
+            <w:tcW w:type="dxa" w:w="1728"/>
+            <w:tcMar>
+              <w:top w:w="100" w:type="dxa"/>
+              <w:bottom w:w="100" w:type="dxa"/>
+              <w:left w:w="80" w:type="dxa"/>
+              <w:right w:w="80" w:type="dxa"/>
+            </w:tcMar>
+            <w:shd w:fill="F9FAF8"/>
+          </w:tcPr>
+          <w:p>
+            <w:pPr>
+              <w:jc w:val="center"/>
+            </w:pPr>
+            <w:r>
+              <w:rPr>
+                <w:sz w:val="17"/>
+              </w:rPr>
+              <w:t>1007393163</w:t>
+            </w:r>
+          </w:p>
+        </w:tc>
+        <w:tc>
+          <w:tcPr>
+            <w:tcW w:type="dxa" w:w="1584"/>
+            <w:tcMar>
+              <w:top w:w="100" w:type="dxa"/>
+              <w:bottom w:w="100" w:type="dxa"/>
+              <w:left w:w="80" w:type="dxa"/>
+              <w:right w:w="80" w:type="dxa"/>
+            </w:tcMar>
+            <w:shd w:fill="F9FAF8"/>
+          </w:tcPr>
+          <w:p>
+            <w:pPr>
+              <w:jc w:val="center"/>
+            </w:pPr>
+            <w:r>
+              <w:rPr>
+                <w:sz w:val="17"/>
+              </w:rPr>
+              <w:t>3146332975</w:t>
+            </w:r>
+          </w:p>
+        </w:tc>
+        <w:tc>
+          <w:tcPr>
+            <w:tcW w:type="dxa" w:w="2592"/>
+            <w:tcMar>
+              <w:top w:w="100" w:type="dxa"/>
+              <w:bottom w:w="100" w:type="dxa"/>
+              <w:left w:w="80" w:type="dxa"/>
+              <w:right w:w="80" w:type="dxa"/>
+            </w:tcMar>
+            <w:shd w:fill="F9FAF8"/>
+          </w:tcPr>
+          <w:p>
+            <w:pPr>
+              <w:jc w:val="center"/>
+            </w:pPr>
+            <w:r>
+              <w:drawing>
+                <wp:inline xmlns:a="http://schemas.openxmlformats.org/drawingml/2006/main" xmlns:pic="http://schemas.openxmlformats.org/drawingml/2006/picture">
+                  <wp:extent cx="731520" cy="292608"/>
+                  <wp:docPr id="18" name="Picture 18"/>
+                  <wp:cNvGraphicFramePr>
+                    <a:graphicFrameLocks noChangeAspect="1"/>
+                  </wp:cNvGraphicFramePr>
+                  <a:graphic>
+                    <a:graphicData uri="http://schemas.openxmlformats.org/drawingml/2006/picture">
+                      <pic:pic>
+                        <pic:nvPicPr>
+                          <pic:cNvPr id="0" name="image.png"/>
+                          <pic:cNvPicPr/>
+                        </pic:nvPicPr>
+                        <pic:blipFill>
+                          <a:blip r:embed="rId26"/>
+                          <a:stretch>
+                            <a:fillRect/>
+                          </a:stretch>
+                        </pic:blipFill>
+                        <pic:spPr>
+                          <a:xfrm>
+                            <a:off x="0" y="0"/>
+                            <a:ext cx="731520" cy="292608"/>
+                          </a:xfrm>
+                          <a:prstGeom prst="rect"/>
+                        </pic:spPr>
+                      </pic:pic>
+                    </a:graphicData>
+                  </a:graphic>
+                </wp:inline>
+              </w:drawing>
+            </w:r>
+          </w:p>
+        </w:tc>
+      </w:tr>
+      <w:tr>
+        <w:tc>
+          <w:tcPr>
+            <w:tcW w:type="dxa" w:w="576"/>
+            <w:tcMar>
+              <w:top w:w="100" w:type="dxa"/>
+              <w:bottom w:w="100" w:type="dxa"/>
+              <w:left w:w="80" w:type="dxa"/>
+              <w:right w:w="80" w:type="dxa"/>
+            </w:tcMar>
+            <w:shd w:fill="FFFFFF"/>
+          </w:tcPr>
+          <w:p>
+            <w:pPr>
+              <w:jc w:val="center"/>
+            </w:pPr>
+            <w:r>
+              <w:rPr>
+                <w:sz w:val="17"/>
+              </w:rPr>
+              <w:t>23</w:t>
+            </w:r>
+          </w:p>
+        </w:tc>
+        <w:tc>
+          <w:tcPr>
+            <w:tcW w:type="dxa" w:w="3312"/>
+            <w:tcMar>
+              <w:top w:w="100" w:type="dxa"/>
+              <w:bottom w:w="100" w:type="dxa"/>
+              <w:left w:w="80" w:type="dxa"/>
+              <w:right w:w="80" w:type="dxa"/>
+            </w:tcMar>
+            <w:shd w:fill="FFFFFF"/>
+          </w:tcPr>
+          <w:p>
+            <w:r>
+              <w:rPr>
+                <w:b/>
+                <w:sz w:val="17"/>
+              </w:rPr>
+              <w:t>Yamid René Potosí</w:t>
+            </w:r>
+          </w:p>
+        </w:tc>
+        <w:tc>
+          <w:tcPr>
+            <w:tcW w:type="dxa" w:w="1728"/>
+            <w:tcMar>
+              <w:top w:w="100" w:type="dxa"/>
+              <w:bottom w:w="100" w:type="dxa"/>
+              <w:left w:w="80" w:type="dxa"/>
+              <w:right w:w="80" w:type="dxa"/>
+            </w:tcMar>
+            <w:shd w:fill="FFFFFF"/>
+          </w:tcPr>
+          <w:p>
+            <w:pPr>
+              <w:jc w:val="center"/>
+            </w:pPr>
+            <w:r>
+              <w:rPr>
+                <w:sz w:val="17"/>
+              </w:rPr>
+              <w:t>1063808522</w:t>
+            </w:r>
+          </w:p>
+        </w:tc>
+        <w:tc>
+          <w:tcPr>
+            <w:tcW w:type="dxa" w:w="1584"/>
+            <w:tcMar>
+              <w:top w:w="100" w:type="dxa"/>
+              <w:bottom w:w="100" w:type="dxa"/>
+              <w:left w:w="80" w:type="dxa"/>
+              <w:right w:w="80" w:type="dxa"/>
+            </w:tcMar>
+            <w:shd w:fill="FFFFFF"/>
+          </w:tcPr>
+          <w:p>
+            <w:pPr>
+              <w:jc w:val="center"/>
+            </w:pPr>
+            <w:r>
+              <w:rPr>
+                <w:sz w:val="17"/>
+              </w:rPr>
+              <w:t>3042230424</w:t>
+            </w:r>
+          </w:p>
+        </w:tc>
+        <w:tc>
+          <w:tcPr>
+            <w:tcW w:type="dxa" w:w="2592"/>
+            <w:tcMar>
+              <w:top w:w="100" w:type="dxa"/>
+              <w:bottom w:w="100" w:type="dxa"/>
+              <w:left w:w="80" w:type="dxa"/>
+              <w:right w:w="80" w:type="dxa"/>
+            </w:tcMar>
+            <w:shd w:fill="FFFFFF"/>
+          </w:tcPr>
+          <w:p>
+            <w:pPr>
+              <w:jc w:val="center"/>
+            </w:pPr>
+            <w:r>
+              <w:drawing>
+                <wp:inline xmlns:a="http://schemas.openxmlformats.org/drawingml/2006/main" xmlns:pic="http://schemas.openxmlformats.org/drawingml/2006/picture">
+                  <wp:extent cx="731520" cy="292608"/>
+                  <wp:docPr id="19" name="Picture 19"/>
+                  <wp:cNvGraphicFramePr>
+                    <a:graphicFrameLocks noChangeAspect="1"/>
+                  </wp:cNvGraphicFramePr>
+                  <a:graphic>
+                    <a:graphicData uri="http://schemas.openxmlformats.org/drawingml/2006/picture">
+                      <pic:pic>
+                        <pic:nvPicPr>
+                          <pic:cNvPr id="0" name="image.png"/>
+                          <pic:cNvPicPr/>
+                        </pic:nvPicPr>
+                        <pic:blipFill>
+                          <a:blip r:embed="rId27"/>
+                          <a:stretch>
+                            <a:fillRect/>
+                          </a:stretch>
+                        </pic:blipFill>
+                        <pic:spPr>
+                          <a:xfrm>
+                            <a:off x="0" y="0"/>
+                            <a:ext cx="731520" cy="292608"/>
+                          </a:xfrm>
+                          <a:prstGeom prst="rect"/>
+                        </pic:spPr>
+                      </pic:pic>
+                    </a:graphicData>
+                  </a:graphic>
+                </wp:inline>
+              </w:drawing>
             </w:r>
           </w:p>
         </w:tc>

--- a/cartas_solicitud/Carta_Solicitud_ELE0300217_OPTATIVA_PROFESIONAL_I.docx
+++ b/cartas_solicitud/Carta_Solicitud_ELE0300217_OPTATIVA_PROFESIONAL_I.docx
@@ -11,7 +11,7 @@
           <w:color w:val="646464"/>
           <w:sz w:val="20"/>
         </w:rPr>
-        <w:t>Neiva, Huila, 24 de octubre de 2026</w:t>
+        <w:t>Neiva, Huila, 25 de octubre de 2026</w:t>
         <w:br/>
       </w:r>
     </w:p>
@@ -88,7 +88,7 @@
         <w:br/>
         <w:t>• Semestre del Plan de Estudios: Semestre 8°</w:t>
         <w:br/>
-        <w:t>• Total de Estudiantes Solicitantes Preinscritos: 23 estudiantes</w:t>
+        <w:t>• Total de Estudiantes Solicitantes Preinscritos: 25 estudiantes</w:t>
       </w:r>
     </w:p>
     <w:p>
@@ -97,7 +97,7 @@
         <w:jc w:val="both"/>
       </w:pPr>
       <w:r>
-        <w:t>Manifestamos nuestro compromiso formal de matrícula y cumplimiento con los requerimientos académicos y arancelarios correspondientes al curso vacacional. Dado que contamos con un grupo sólido de 23 estudiantes interesados (superando el cupo mínimo requerido de 10 estudiantes), solicitamos su valiosa gestión ante la Coordinación Académica y la Dirección de Programa para su respectiva aprobación, asignación docente y programación de horarios.</w:t>
+        <w:t>Manifestamos nuestro compromiso formal de matrícula y cumplimiento con los requerimientos académicos y arancelarios correspondientes al curso vacacional. Dado que contamos con un grupo sólido de 25 estudiantes interesados (superando el cupo mínimo requerido de 10 estudiantes), solicitamos su valiosa gestión ante la Coordinación Académica y la Dirección de Programa para su respectiva aprobación, asignación docente y programación de horarios.</w:t>
       </w:r>
     </w:p>
     <w:p>
@@ -2241,7 +2241,7 @@
                 <w:b/>
                 <w:sz w:val="17"/>
               </w:rPr>
-              <w:t>Alvaro Andrés González albañil</w:t>
+              <w:t>Karen viviana Gaona vargas</w:t>
             </w:r>
           </w:p>
         </w:tc>
@@ -2264,7 +2264,7 @@
               <w:rPr>
                 <w:sz w:val="17"/>
               </w:rPr>
-              <w:t>ELE0120242022</w:t>
+              <w:t>1077866338</w:t>
             </w:r>
           </w:p>
         </w:tc>
@@ -2287,6 +2287,122 @@
               <w:rPr>
                 <w:sz w:val="17"/>
               </w:rPr>
+              <w:t>3202555302</w:t>
+            </w:r>
+          </w:p>
+        </w:tc>
+        <w:tc>
+          <w:tcPr>
+            <w:tcW w:type="dxa" w:w="2592"/>
+            <w:tcMar>
+              <w:top w:w="100" w:type="dxa"/>
+              <w:bottom w:w="100" w:type="dxa"/>
+              <w:left w:w="80" w:type="dxa"/>
+              <w:right w:w="80" w:type="dxa"/>
+            </w:tcMar>
+            <w:shd w:fill="FFFFFF"/>
+          </w:tcPr>
+          <w:p>
+            <w:pPr>
+              <w:jc w:val="center"/>
+            </w:pPr>
+            <w:r>
+              <w:rPr>
+                <w:color w:val="A0A0A0"/>
+                <w:sz w:val="15"/>
+              </w:rPr>
+              <w:t>____________________</w:t>
+            </w:r>
+          </w:p>
+        </w:tc>
+      </w:tr>
+      <w:tr>
+        <w:tc>
+          <w:tcPr>
+            <w:tcW w:type="dxa" w:w="576"/>
+            <w:tcMar>
+              <w:top w:w="100" w:type="dxa"/>
+              <w:bottom w:w="100" w:type="dxa"/>
+              <w:left w:w="80" w:type="dxa"/>
+              <w:right w:w="80" w:type="dxa"/>
+            </w:tcMar>
+            <w:shd w:fill="F9FAF8"/>
+          </w:tcPr>
+          <w:p>
+            <w:pPr>
+              <w:jc w:val="center"/>
+            </w:pPr>
+            <w:r>
+              <w:rPr>
+                <w:sz w:val="17"/>
+              </w:rPr>
+              <w:t>16</w:t>
+            </w:r>
+          </w:p>
+        </w:tc>
+        <w:tc>
+          <w:tcPr>
+            <w:tcW w:type="dxa" w:w="3312"/>
+            <w:tcMar>
+              <w:top w:w="100" w:type="dxa"/>
+              <w:bottom w:w="100" w:type="dxa"/>
+              <w:left w:w="80" w:type="dxa"/>
+              <w:right w:w="80" w:type="dxa"/>
+            </w:tcMar>
+            <w:shd w:fill="F9FAF8"/>
+          </w:tcPr>
+          <w:p>
+            <w:r>
+              <w:rPr>
+                <w:b/>
+                <w:sz w:val="17"/>
+              </w:rPr>
+              <w:t>Alvaro Andrés González albañil</w:t>
+            </w:r>
+          </w:p>
+        </w:tc>
+        <w:tc>
+          <w:tcPr>
+            <w:tcW w:type="dxa" w:w="1728"/>
+            <w:tcMar>
+              <w:top w:w="100" w:type="dxa"/>
+              <w:bottom w:w="100" w:type="dxa"/>
+              <w:left w:w="80" w:type="dxa"/>
+              <w:right w:w="80" w:type="dxa"/>
+            </w:tcMar>
+            <w:shd w:fill="F9FAF8"/>
+          </w:tcPr>
+          <w:p>
+            <w:pPr>
+              <w:jc w:val="center"/>
+            </w:pPr>
+            <w:r>
+              <w:rPr>
+                <w:sz w:val="17"/>
+              </w:rPr>
+              <w:t>ELE0120242022</w:t>
+            </w:r>
+          </w:p>
+        </w:tc>
+        <w:tc>
+          <w:tcPr>
+            <w:tcW w:type="dxa" w:w="1584"/>
+            <w:tcMar>
+              <w:top w:w="100" w:type="dxa"/>
+              <w:bottom w:w="100" w:type="dxa"/>
+              <w:left w:w="80" w:type="dxa"/>
+              <w:right w:w="80" w:type="dxa"/>
+            </w:tcMar>
+            <w:shd w:fill="F9FAF8"/>
+          </w:tcPr>
+          <w:p>
+            <w:pPr>
+              <w:jc w:val="center"/>
+            </w:pPr>
+            <w:r>
+              <w:rPr>
+                <w:sz w:val="17"/>
+              </w:rPr>
               <w:t>3176543168</w:t>
             </w:r>
           </w:p>
@@ -2300,7 +2416,7 @@
               <w:left w:w="80" w:type="dxa"/>
               <w:right w:w="80" w:type="dxa"/>
             </w:tcMar>
-            <w:shd w:fill="FFFFFF"/>
+            <w:shd w:fill="F9FAF8"/>
           </w:tcPr>
           <w:p>
             <w:pPr>
@@ -2353,6 +2469,149 @@
               <w:left w:w="80" w:type="dxa"/>
               <w:right w:w="80" w:type="dxa"/>
             </w:tcMar>
+            <w:shd w:fill="FFFFFF"/>
+          </w:tcPr>
+          <w:p>
+            <w:pPr>
+              <w:jc w:val="center"/>
+            </w:pPr>
+            <w:r>
+              <w:rPr>
+                <w:sz w:val="17"/>
+              </w:rPr>
+              <w:t>17</w:t>
+            </w:r>
+          </w:p>
+        </w:tc>
+        <w:tc>
+          <w:tcPr>
+            <w:tcW w:type="dxa" w:w="3312"/>
+            <w:tcMar>
+              <w:top w:w="100" w:type="dxa"/>
+              <w:bottom w:w="100" w:type="dxa"/>
+              <w:left w:w="80" w:type="dxa"/>
+              <w:right w:w="80" w:type="dxa"/>
+            </w:tcMar>
+            <w:shd w:fill="FFFFFF"/>
+          </w:tcPr>
+          <w:p>
+            <w:r>
+              <w:rPr>
+                <w:b/>
+                <w:sz w:val="17"/>
+              </w:rPr>
+              <w:t>Daniel Andres Quintero Sandoval</w:t>
+            </w:r>
+          </w:p>
+        </w:tc>
+        <w:tc>
+          <w:tcPr>
+            <w:tcW w:type="dxa" w:w="1728"/>
+            <w:tcMar>
+              <w:top w:w="100" w:type="dxa"/>
+              <w:bottom w:w="100" w:type="dxa"/>
+              <w:left w:w="80" w:type="dxa"/>
+              <w:right w:w="80" w:type="dxa"/>
+            </w:tcMar>
+            <w:shd w:fill="FFFFFF"/>
+          </w:tcPr>
+          <w:p>
+            <w:pPr>
+              <w:jc w:val="center"/>
+            </w:pPr>
+            <w:r>
+              <w:rPr>
+                <w:sz w:val="17"/>
+              </w:rPr>
+              <w:t>1130657578</w:t>
+            </w:r>
+          </w:p>
+        </w:tc>
+        <w:tc>
+          <w:tcPr>
+            <w:tcW w:type="dxa" w:w="1584"/>
+            <w:tcMar>
+              <w:top w:w="100" w:type="dxa"/>
+              <w:bottom w:w="100" w:type="dxa"/>
+              <w:left w:w="80" w:type="dxa"/>
+              <w:right w:w="80" w:type="dxa"/>
+            </w:tcMar>
+            <w:shd w:fill="FFFFFF"/>
+          </w:tcPr>
+          <w:p>
+            <w:pPr>
+              <w:jc w:val="center"/>
+            </w:pPr>
+            <w:r>
+              <w:rPr>
+                <w:sz w:val="17"/>
+              </w:rPr>
+              <w:t>3124805685</w:t>
+            </w:r>
+          </w:p>
+        </w:tc>
+        <w:tc>
+          <w:tcPr>
+            <w:tcW w:type="dxa" w:w="2592"/>
+            <w:tcMar>
+              <w:top w:w="100" w:type="dxa"/>
+              <w:bottom w:w="100" w:type="dxa"/>
+              <w:left w:w="80" w:type="dxa"/>
+              <w:right w:w="80" w:type="dxa"/>
+            </w:tcMar>
+            <w:shd w:fill="FFFFFF"/>
+          </w:tcPr>
+          <w:p>
+            <w:pPr>
+              <w:jc w:val="center"/>
+            </w:pPr>
+            <w:r>
+              <w:drawing>
+                <wp:inline xmlns:a="http://schemas.openxmlformats.org/drawingml/2006/main" xmlns:pic="http://schemas.openxmlformats.org/drawingml/2006/picture">
+                  <wp:extent cx="731520" cy="292608"/>
+                  <wp:docPr id="14" name="Picture 14"/>
+                  <wp:cNvGraphicFramePr>
+                    <a:graphicFrameLocks noChangeAspect="1"/>
+                  </wp:cNvGraphicFramePr>
+                  <a:graphic>
+                    <a:graphicData uri="http://schemas.openxmlformats.org/drawingml/2006/picture">
+                      <pic:pic>
+                        <pic:nvPicPr>
+                          <pic:cNvPr id="0" name="image.png"/>
+                          <pic:cNvPicPr/>
+                        </pic:nvPicPr>
+                        <pic:blipFill>
+                          <a:blip r:embed="rId22"/>
+                          <a:stretch>
+                            <a:fillRect/>
+                          </a:stretch>
+                        </pic:blipFill>
+                        <pic:spPr>
+                          <a:xfrm>
+                            <a:off x="0" y="0"/>
+                            <a:ext cx="731520" cy="292608"/>
+                          </a:xfrm>
+                          <a:prstGeom prst="rect"/>
+                        </pic:spPr>
+                      </pic:pic>
+                    </a:graphicData>
+                  </a:graphic>
+                </wp:inline>
+              </w:drawing>
+            </w:r>
+          </w:p>
+        </w:tc>
+      </w:tr>
+      <w:tr>
+        <w:tc>
+          <w:tcPr>
+            <w:tcW w:type="dxa" w:w="576"/>
+            <w:tcMar>
+              <w:top w:w="100" w:type="dxa"/>
+              <w:bottom w:w="100" w:type="dxa"/>
+              <w:left w:w="80" w:type="dxa"/>
+              <w:right w:w="80" w:type="dxa"/>
+            </w:tcMar>
             <w:shd w:fill="F9FAF8"/>
           </w:tcPr>
           <w:p>
@@ -2363,7 +2622,7 @@
               <w:rPr>
                 <w:sz w:val="17"/>
               </w:rPr>
-              <w:t>16</w:t>
+              <w:t>18</w:t>
             </w:r>
           </w:p>
         </w:tc>
@@ -2453,7 +2712,7 @@
               <w:drawing>
                 <wp:inline xmlns:a="http://schemas.openxmlformats.org/drawingml/2006/main" xmlns:pic="http://schemas.openxmlformats.org/drawingml/2006/picture">
                   <wp:extent cx="731520" cy="292608"/>
-                  <wp:docPr id="14" name="Picture 14"/>
+                  <wp:docPr id="15" name="Picture 15"/>
                   <wp:cNvGraphicFramePr>
                     <a:graphicFrameLocks noChangeAspect="1"/>
                   </wp:cNvGraphicFramePr>
@@ -2465,7 +2724,7 @@
                           <pic:cNvPicPr/>
                         </pic:nvPicPr>
                         <pic:blipFill>
-                          <a:blip r:embed="rId22"/>
+                          <a:blip r:embed="rId23"/>
                           <a:stretch>
                             <a:fillRect/>
                           </a:stretch>
@@ -2506,7 +2765,7 @@
               <w:rPr>
                 <w:sz w:val="17"/>
               </w:rPr>
-              <w:t>17</w:t>
+              <w:t>19</w:t>
             </w:r>
           </w:p>
         </w:tc>
@@ -2596,7 +2855,7 @@
               <w:drawing>
                 <wp:inline xmlns:a="http://schemas.openxmlformats.org/drawingml/2006/main" xmlns:pic="http://schemas.openxmlformats.org/drawingml/2006/picture">
                   <wp:extent cx="810668" cy="292608"/>
-                  <wp:docPr id="15" name="Picture 15"/>
+                  <wp:docPr id="16" name="Picture 16"/>
                   <wp:cNvGraphicFramePr>
                     <a:graphicFrameLocks noChangeAspect="1"/>
                   </wp:cNvGraphicFramePr>
@@ -2608,7 +2867,7 @@
                           <pic:cNvPicPr/>
                         </pic:nvPicPr>
                         <pic:blipFill>
-                          <a:blip r:embed="rId23"/>
+                          <a:blip r:embed="rId24"/>
                           <a:stretch>
                             <a:fillRect/>
                           </a:stretch>
@@ -2649,7 +2908,7 @@
               <w:rPr>
                 <w:sz w:val="17"/>
               </w:rPr>
-              <w:t>18</w:t>
+              <w:t>20</w:t>
             </w:r>
           </w:p>
         </w:tc>
@@ -2736,11 +2995,38 @@
               <w:jc w:val="center"/>
             </w:pPr>
             <w:r>
-              <w:rPr>
-                <w:color w:val="A0A0A0"/>
-                <w:sz w:val="15"/>
-              </w:rPr>
-              <w:t>____________________</w:t>
+              <w:drawing>
+                <wp:inline xmlns:a="http://schemas.openxmlformats.org/drawingml/2006/main" xmlns:pic="http://schemas.openxmlformats.org/drawingml/2006/picture">
+                  <wp:extent cx="731520" cy="292608"/>
+                  <wp:docPr id="17" name="Picture 17"/>
+                  <wp:cNvGraphicFramePr>
+                    <a:graphicFrameLocks noChangeAspect="1"/>
+                  </wp:cNvGraphicFramePr>
+                  <a:graphic>
+                    <a:graphicData uri="http://schemas.openxmlformats.org/drawingml/2006/picture">
+                      <pic:pic>
+                        <pic:nvPicPr>
+                          <pic:cNvPr id="0" name="image.png"/>
+                          <pic:cNvPicPr/>
+                        </pic:nvPicPr>
+                        <pic:blipFill>
+                          <a:blip r:embed="rId25"/>
+                          <a:stretch>
+                            <a:fillRect/>
+                          </a:stretch>
+                        </pic:blipFill>
+                        <pic:spPr>
+                          <a:xfrm>
+                            <a:off x="0" y="0"/>
+                            <a:ext cx="731520" cy="292608"/>
+                          </a:xfrm>
+                          <a:prstGeom prst="rect"/>
+                        </pic:spPr>
+                      </pic:pic>
+                    </a:graphicData>
+                  </a:graphic>
+                </wp:inline>
+              </w:drawing>
             </w:r>
           </w:p>
         </w:tc>
@@ -2765,7 +3051,7 @@
               <w:rPr>
                 <w:sz w:val="17"/>
               </w:rPr>
-              <w:t>19</w:t>
+              <w:t>21</w:t>
             </w:r>
           </w:p>
         </w:tc>
@@ -2855,7 +3141,7 @@
               <w:drawing>
                 <wp:inline xmlns:a="http://schemas.openxmlformats.org/drawingml/2006/main" xmlns:pic="http://schemas.openxmlformats.org/drawingml/2006/picture">
                   <wp:extent cx="1370333" cy="292608"/>
-                  <wp:docPr id="16" name="Picture 16"/>
+                  <wp:docPr id="18" name="Picture 18"/>
                   <wp:cNvGraphicFramePr>
                     <a:graphicFrameLocks noChangeAspect="1"/>
                   </wp:cNvGraphicFramePr>
@@ -2867,7 +3153,7 @@
                           <pic:cNvPicPr/>
                         </pic:nvPicPr>
                         <pic:blipFill>
-                          <a:blip r:embed="rId24"/>
+                          <a:blip r:embed="rId26"/>
                           <a:stretch>
                             <a:fillRect/>
                           </a:stretch>
@@ -2908,7 +3194,7 @@
               <w:rPr>
                 <w:sz w:val="17"/>
               </w:rPr>
-              <w:t>20</w:t>
+              <w:t>22</w:t>
             </w:r>
           </w:p>
         </w:tc>
@@ -3024,7 +3310,7 @@
               <w:rPr>
                 <w:sz w:val="17"/>
               </w:rPr>
-              <w:t>21</w:t>
+              <w:t>23</w:t>
             </w:r>
           </w:p>
         </w:tc>
@@ -3114,7 +3400,7 @@
               <w:drawing>
                 <wp:inline xmlns:a="http://schemas.openxmlformats.org/drawingml/2006/main" xmlns:pic="http://schemas.openxmlformats.org/drawingml/2006/picture">
                   <wp:extent cx="731520" cy="292608"/>
-                  <wp:docPr id="17" name="Picture 17"/>
+                  <wp:docPr id="19" name="Picture 19"/>
                   <wp:cNvGraphicFramePr>
                     <a:graphicFrameLocks noChangeAspect="1"/>
                   </wp:cNvGraphicFramePr>
@@ -3126,7 +3412,7 @@
                           <pic:cNvPicPr/>
                         </pic:nvPicPr>
                         <pic:blipFill>
-                          <a:blip r:embed="rId25"/>
+                          <a:blip r:embed="rId27"/>
                           <a:stretch>
                             <a:fillRect/>
                           </a:stretch>
@@ -3167,7 +3453,7 @@
               <w:rPr>
                 <w:sz w:val="17"/>
               </w:rPr>
-              <w:t>22</w:t>
+              <w:t>24</w:t>
             </w:r>
           </w:p>
         </w:tc>
@@ -3257,7 +3543,7 @@
               <w:drawing>
                 <wp:inline xmlns:a="http://schemas.openxmlformats.org/drawingml/2006/main" xmlns:pic="http://schemas.openxmlformats.org/drawingml/2006/picture">
                   <wp:extent cx="731520" cy="292608"/>
-                  <wp:docPr id="18" name="Picture 18"/>
+                  <wp:docPr id="20" name="Picture 20"/>
                   <wp:cNvGraphicFramePr>
                     <a:graphicFrameLocks noChangeAspect="1"/>
                   </wp:cNvGraphicFramePr>
@@ -3269,7 +3555,7 @@
                           <pic:cNvPicPr/>
                         </pic:nvPicPr>
                         <pic:blipFill>
-                          <a:blip r:embed="rId26"/>
+                          <a:blip r:embed="rId28"/>
                           <a:stretch>
                             <a:fillRect/>
                           </a:stretch>
@@ -3310,7 +3596,7 @@
               <w:rPr>
                 <w:sz w:val="17"/>
               </w:rPr>
-              <w:t>23</w:t>
+              <w:t>25</w:t>
             </w:r>
           </w:p>
         </w:tc>
@@ -3400,7 +3686,7 @@
               <w:drawing>
                 <wp:inline xmlns:a="http://schemas.openxmlformats.org/drawingml/2006/main" xmlns:pic="http://schemas.openxmlformats.org/drawingml/2006/picture">
                   <wp:extent cx="731520" cy="292608"/>
-                  <wp:docPr id="19" name="Picture 19"/>
+                  <wp:docPr id="21" name="Picture 21"/>
                   <wp:cNvGraphicFramePr>
                     <a:graphicFrameLocks noChangeAspect="1"/>
                   </wp:cNvGraphicFramePr>
@@ -3412,7 +3698,7 @@
                           <pic:cNvPicPr/>
                         </pic:nvPicPr>
                         <pic:blipFill>
-                          <a:blip r:embed="rId27"/>
+                          <a:blip r:embed="rId29"/>
                           <a:stretch>
                             <a:fillRect/>
                           </a:stretch>

--- a/cartas_solicitud/Carta_Solicitud_ELE0300217_OPTATIVA_PROFESIONAL_I.docx
+++ b/cartas_solicitud/Carta_Solicitud_ELE0300217_OPTATIVA_PROFESIONAL_I.docx
@@ -3731,9 +3731,70 @@
         <w:t>Atentamente,</w:t>
         <w:br/>
         <w:br/>
-        <w:t>ESTUDIANTES SOLICITANTES DE INGENIERÍA ELÉCTRICA</w:t>
+      </w:r>
+      <w:r>
+        <w:drawing>
+          <wp:inline xmlns:a="http://schemas.openxmlformats.org/drawingml/2006/main" xmlns:pic="http://schemas.openxmlformats.org/drawingml/2006/picture">
+            <wp:extent cx="1214524" cy="438912"/>
+            <wp:docPr id="22" name="Picture 22"/>
+            <wp:cNvGraphicFramePr>
+              <a:graphicFrameLocks noChangeAspect="1"/>
+            </wp:cNvGraphicFramePr>
+            <a:graphic>
+              <a:graphicData uri="http://schemas.openxmlformats.org/drawingml/2006/picture">
+                <pic:pic>
+                  <pic:nvPicPr>
+                    <pic:cNvPr id="0" name="image.png"/>
+                    <pic:cNvPicPr/>
+                  </pic:nvPicPr>
+                  <pic:blipFill>
+                    <a:blip r:embed="rId30"/>
+                    <a:stretch>
+                      <a:fillRect/>
+                    </a:stretch>
+                  </pic:blipFill>
+                  <pic:spPr>
+                    <a:xfrm>
+                      <a:off x="0" y="0"/>
+                      <a:ext cx="1214524" cy="438912"/>
+                    </a:xfrm>
+                    <a:prstGeom prst="rect"/>
+                  </pic:spPr>
+                </pic:pic>
+              </a:graphicData>
+            </a:graphic>
+          </wp:inline>
+        </w:drawing>
+      </w:r>
+      <w:r>
+        <w:br/>
+      </w:r>
+      <w:r>
+        <w:rPr>
+          <w:b/>
+          <w:color w:val="043D1A"/>
+          <w:sz w:val="20"/>
+        </w:rPr>
+        <w:t>CARMELO SANJUANES</w:t>
+        <w:br/>
+      </w:r>
+      <w:r>
+        <w:rPr>
+          <w:color w:val="323232"/>
+          <w:sz w:val="18"/>
+        </w:rPr>
+        <w:t>Representante Estudiantil - Ingeniería Eléctrica</w:t>
         <w:br/>
         <w:t>Fundación Escuela Tecnológica de Neiva "Jesús Oviedo Pérez" - FET</w:t>
+        <w:br/>
+      </w:r>
+      <w:r>
+        <w:rPr>
+          <w:i/>
+          <w:color w:val="065F46"/>
+          <w:sz w:val="17"/>
+        </w:rPr>
+        <w:t>(Carta Oficialmente Respaldada con 21 firmas estudiantiles)</w:t>
       </w:r>
     </w:p>
     <w:sectPr>

--- a/cartas_solicitud/Carta_Solicitud_ELE0300217_OPTATIVA_PROFESIONAL_I.docx
+++ b/cartas_solicitud/Carta_Solicitud_ELE0300217_OPTATIVA_PROFESIONAL_I.docx
@@ -11,7 +11,7 @@
           <w:color w:val="646464"/>
           <w:sz w:val="20"/>
         </w:rPr>
-        <w:t>Neiva, Huila, 25 de octubre de 2026</w:t>
+        <w:t>Neiva, Huila, 26 de octubre de 2026</w:t>
         <w:br/>
       </w:r>
     </w:p>
